--- a/Rodrigo/Vue PHP/Rodrigo Fernandez.docx
+++ b/Rodrigo/Vue PHP/Rodrigo Fernandez.docx
@@ -38,19 +38,7 @@
           <w:sz w:val="48"/>
           <w:szCs w:val="48"/>
         </w:rPr>
-        <w:t xml:space="preserve"> Fe</w:t>
-      </w:r>
-      <w:bookmarkStart w:id="0" w:name="_GoBack"/>
-      <w:bookmarkEnd w:id="0"/>
-      <w:r>
-        <w:rPr>
-          <w:b/>
-          <w:bCs/>
-          <w:kern w:val="36"/>
-          <w:sz w:val="48"/>
-          <w:szCs w:val="48"/>
-        </w:rPr>
-        <w:t>rn</w:t>
+        <w:t xml:space="preserve"> Fern</w:t>
       </w:r>
       <w:r>
         <w:rPr>
@@ -201,92 +189,103 @@
         <w:rPr>
           <w:rStyle w:val="Strong"/>
         </w:rPr>
-        <w:t>Vue.js 2.x–3.x / Node.js 12–20</w:t>
-      </w:r>
-      <w:r>
-        <w:t xml:space="preserve"> Full Stack Engineer with strong experience in </w:t>
-      </w:r>
+        <w:t>Vue.js 2.x–3.x / PHP 7.x–8.x Full Stack Engineer</w:t>
+      </w:r>
+      <w:r>
+        <w:t xml:space="preserve"> with experience across cloud infrastructure, healthcare workflow, SaaS operations, </w:t>
+      </w:r>
+      <w:proofErr w:type="spellStart"/>
+      <w:r>
+        <w:t>fintech</w:t>
+      </w:r>
+      <w:proofErr w:type="spellEnd"/>
+      <w:r>
+        <w:t xml:space="preserve"> dashboards, and digital commerce platforms, building responsive frontends with </w:t>
+      </w:r>
+      <w:proofErr w:type="spellStart"/>
       <w:r>
         <w:rPr>
           <w:rStyle w:val="Strong"/>
         </w:rPr>
-        <w:t>SaaS, cloud platforms, digital commerce, and enterprise web applications</w:t>
-      </w:r>
-      <w:r>
-        <w:t xml:space="preserve">, building scalable dashboards, API-driven products, and modular frontend systems. Skilled in </w:t>
+        <w:t>Vuex</w:t>
+      </w:r>
+      <w:proofErr w:type="spellEnd"/>
+      <w:r>
+        <w:rPr>
+          <w:rStyle w:val="Strong"/>
+        </w:rPr>
+        <w:t xml:space="preserve">, </w:t>
       </w:r>
       <w:proofErr w:type="spellStart"/>
       <w:r>
         <w:rPr>
           <w:rStyle w:val="Strong"/>
         </w:rPr>
-        <w:t>Vue</w:t>
+        <w:t>Pinia</w:t>
       </w:r>
       <w:proofErr w:type="spellEnd"/>
       <w:r>
         <w:rPr>
           <w:rStyle w:val="Strong"/>
         </w:rPr>
-        <w:t xml:space="preserve"> 2 Options API, </w:t>
+        <w:t xml:space="preserve">, </w:t>
       </w:r>
       <w:proofErr w:type="spellStart"/>
       <w:r>
         <w:rPr>
           <w:rStyle w:val="Strong"/>
         </w:rPr>
-        <w:t>Vue</w:t>
+        <w:t>Nuxt</w:t>
       </w:r>
       <w:proofErr w:type="spellEnd"/>
       <w:r>
         <w:rPr>
           <w:rStyle w:val="Strong"/>
         </w:rPr>
-        <w:t xml:space="preserve"> 3 Composition API, </w:t>
+        <w:t xml:space="preserve"> 2.x–3.x</w:t>
+      </w:r>
+      <w:r>
+        <w:t xml:space="preserve">, and scalable backend services with </w:t>
       </w:r>
       <w:proofErr w:type="spellStart"/>
       <w:r>
         <w:rPr>
           <w:rStyle w:val="Strong"/>
         </w:rPr>
-        <w:t>Nuxt</w:t>
+        <w:t>Laravel</w:t>
       </w:r>
       <w:proofErr w:type="spellEnd"/>
       <w:r>
         <w:rPr>
           <w:rStyle w:val="Strong"/>
         </w:rPr>
-        <w:t xml:space="preserve"> 2–3, Node.js, Express, </w:t>
+        <w:t xml:space="preserve"> 6.x–10.x, </w:t>
       </w:r>
       <w:proofErr w:type="spellStart"/>
       <w:r>
         <w:rPr>
           <w:rStyle w:val="Strong"/>
         </w:rPr>
-        <w:t>NestJS</w:t>
+        <w:t>Symfony</w:t>
       </w:r>
       <w:proofErr w:type="spellEnd"/>
       <w:r>
         <w:rPr>
           <w:rStyle w:val="Strong"/>
         </w:rPr>
-        <w:t>, PostgreSQL, MongoDB, AWS, Docker, CI/CD</w:t>
-      </w:r>
-      <w:r>
-        <w:t xml:space="preserve">, and performance-focused modernization. </w:t>
-      </w:r>
-      <w:proofErr w:type="gramStart"/>
-      <w:r>
-        <w:t xml:space="preserve">Known for resolving production bugs, migrating legacy </w:t>
+        <w:t xml:space="preserve"> 4.x–6.x</w:t>
+      </w:r>
+      <w:r>
+        <w:t xml:space="preserve">, REST APIs, MySQL, PostgreSQL, </w:t>
       </w:r>
       <w:proofErr w:type="spellStart"/>
       <w:r>
-        <w:t>Vue</w:t>
+        <w:t>Redis</w:t>
       </w:r>
       <w:proofErr w:type="spellEnd"/>
       <w:r>
-        <w:t xml:space="preserve"> apps, improving API latency, and delivering secure, maintainable features across distributed teams.</w:t>
-      </w:r>
-      <w:proofErr w:type="gramEnd"/>
+        <w:t>, Docker, AWS, and CI/CD. Strong in legacy modernization, performance tuning, payment and authentication flows, production bug resolution, accessibility, testing, and secure deployments that improve stability, speed, and business delivery while reducing release risk and support workload for engineering teams.</w:t>
+      </w:r>
     </w:p>
     <w:p>
       <w:pPr>
@@ -318,7 +317,6 @@
     </w:p>
     <w:p>
       <w:pPr>
-        <w:pStyle w:val="ListParagraph"/>
         <w:numPr>
           <w:ilvl w:val="0"/>
           <w:numId w:val="24"/>
@@ -357,13 +355,23 @@
         </w:rPr>
         <w:t xml:space="preserve">, </w:t>
       </w:r>
-      <w:r>
-        <w:rPr>
-          <w:b/>
-          <w:bCs/>
-          <w:szCs w:val="24"/>
-        </w:rPr>
-        <w:t>Nuxt.js 2–3</w:t>
+      <w:proofErr w:type="spellStart"/>
+      <w:r>
+        <w:rPr>
+          <w:b/>
+          <w:bCs/>
+          <w:szCs w:val="24"/>
+        </w:rPr>
+        <w:t>Nuxt</w:t>
+      </w:r>
+      <w:proofErr w:type="spellEnd"/>
+      <w:r>
+        <w:rPr>
+          <w:b/>
+          <w:bCs/>
+          <w:szCs w:val="24"/>
+        </w:rPr>
+        <w:t xml:space="preserve"> 2.x–3.x</w:t>
       </w:r>
       <w:r>
         <w:rPr>
@@ -376,11 +384,35 @@
         <w:rPr>
           <w:szCs w:val="24"/>
         </w:rPr>
+        <w:t>Vue</w:t>
+      </w:r>
+      <w:proofErr w:type="spellEnd"/>
+      <w:r>
+        <w:rPr>
+          <w:szCs w:val="24"/>
+        </w:rPr>
+        <w:t xml:space="preserve"> Router, </w:t>
+      </w:r>
+      <w:proofErr w:type="spellStart"/>
+      <w:r>
+        <w:rPr>
+          <w:b/>
+          <w:bCs/>
+          <w:szCs w:val="24"/>
+        </w:rPr>
         <w:t>Vuex</w:t>
       </w:r>
       <w:proofErr w:type="spellEnd"/>
       <w:r>
         <w:rPr>
+          <w:b/>
+          <w:bCs/>
+          <w:szCs w:val="24"/>
+        </w:rPr>
+        <w:t xml:space="preserve"> 3.x–4.x</w:t>
+      </w:r>
+      <w:r>
+        <w:rPr>
           <w:szCs w:val="24"/>
         </w:rPr>
         <w:t xml:space="preserve">, </w:t>
@@ -388,6 +420,8 @@
       <w:proofErr w:type="spellStart"/>
       <w:r>
         <w:rPr>
+          <w:b/>
+          <w:bCs/>
           <w:szCs w:val="24"/>
         </w:rPr>
         <w:t>Pinia</w:t>
@@ -395,6 +429,42 @@
       <w:proofErr w:type="spellEnd"/>
       <w:r>
         <w:rPr>
+          <w:b/>
+          <w:bCs/>
+          <w:szCs w:val="24"/>
+        </w:rPr>
+        <w:t xml:space="preserve"> 2.x</w:t>
+      </w:r>
+      <w:r>
+        <w:rPr>
+          <w:szCs w:val="24"/>
+        </w:rPr>
+        <w:t xml:space="preserve">, Composition API, Options API, JavaScript ES6+, </w:t>
+      </w:r>
+      <w:proofErr w:type="spellStart"/>
+      <w:r>
+        <w:rPr>
+          <w:szCs w:val="24"/>
+        </w:rPr>
+        <w:t>TypeScript</w:t>
+      </w:r>
+      <w:proofErr w:type="spellEnd"/>
+      <w:r>
+        <w:rPr>
+          <w:szCs w:val="24"/>
+        </w:rPr>
+        <w:t xml:space="preserve"> 4.x–5.x, HTML5, CSS3, SCSS, Bootstrap 4.x–5.x, Tailwind CSS 2.x–3.x, </w:t>
+      </w:r>
+      <w:proofErr w:type="spellStart"/>
+      <w:r>
+        <w:rPr>
+          <w:szCs w:val="24"/>
+        </w:rPr>
+        <w:t>Vite</w:t>
+      </w:r>
+      <w:proofErr w:type="spellEnd"/>
+      <w:r>
+        <w:rPr>
           <w:szCs w:val="24"/>
         </w:rPr>
         <w:t xml:space="preserve">, </w:t>
@@ -404,55 +474,18 @@
         <w:rPr>
           <w:szCs w:val="24"/>
         </w:rPr>
-        <w:t>Vue</w:t>
+        <w:t>Webpack</w:t>
       </w:r>
       <w:proofErr w:type="spellEnd"/>
       <w:r>
         <w:rPr>
           <w:szCs w:val="24"/>
         </w:rPr>
-        <w:t xml:space="preserve"> Router, Composition API, Options API, </w:t>
-      </w:r>
-      <w:proofErr w:type="spellStart"/>
-      <w:r>
-        <w:rPr>
-          <w:szCs w:val="24"/>
-        </w:rPr>
-        <w:t>TypeScript</w:t>
-      </w:r>
-      <w:proofErr w:type="spellEnd"/>
-      <w:r>
-        <w:rPr>
-          <w:szCs w:val="24"/>
-        </w:rPr>
-        <w:t xml:space="preserve"> 4–5, JavaScript ES6+, HTML5, CSS3, Sass, Tailwind CSS, </w:t>
-      </w:r>
-      <w:proofErr w:type="spellStart"/>
-      <w:r>
-        <w:rPr>
-          <w:szCs w:val="24"/>
-        </w:rPr>
-        <w:t>Vuetify</w:t>
-      </w:r>
-      <w:proofErr w:type="spellEnd"/>
-      <w:r>
-        <w:rPr>
-          <w:szCs w:val="24"/>
-        </w:rPr>
-        <w:t xml:space="preserve">, Element UI, </w:t>
-      </w:r>
-      <w:proofErr w:type="spellStart"/>
-      <w:r>
-        <w:rPr>
-          <w:szCs w:val="24"/>
-        </w:rPr>
-        <w:t>BootstrapVue</w:t>
-      </w:r>
-      <w:proofErr w:type="spellEnd"/>
+        <w:t>, responsive UI, accessibility, reusable component systems.</w:t>
+      </w:r>
     </w:p>
     <w:p>
       <w:pPr>
-        <w:pStyle w:val="ListParagraph"/>
         <w:numPr>
           <w:ilvl w:val="0"/>
           <w:numId w:val="24"/>
@@ -483,60 +516,93 @@
           <w:bCs/>
           <w:szCs w:val="24"/>
         </w:rPr>
-        <w:t>Node.js 12–20</w:t>
-      </w:r>
-      <w:r>
-        <w:rPr>
-          <w:szCs w:val="24"/>
-        </w:rPr>
-        <w:t xml:space="preserve">, Express.js, </w:t>
+        <w:t>PHP 7.x–8.x</w:t>
+      </w:r>
+      <w:r>
+        <w:rPr>
+          <w:szCs w:val="24"/>
+        </w:rPr>
+        <w:t xml:space="preserve">, </w:t>
       </w:r>
       <w:proofErr w:type="spellStart"/>
       <w:r>
         <w:rPr>
-          <w:szCs w:val="24"/>
-        </w:rPr>
-        <w:t>NestJS</w:t>
+          <w:b/>
+          <w:bCs/>
+          <w:szCs w:val="24"/>
+        </w:rPr>
+        <w:t>Laravel</w:t>
       </w:r>
       <w:proofErr w:type="spellEnd"/>
       <w:r>
         <w:rPr>
-          <w:szCs w:val="24"/>
-        </w:rPr>
-        <w:t xml:space="preserve">, REST API, </w:t>
+          <w:b/>
+          <w:bCs/>
+          <w:szCs w:val="24"/>
+        </w:rPr>
+        <w:t xml:space="preserve"> 6.x–10.x</w:t>
+      </w:r>
+      <w:r>
+        <w:rPr>
+          <w:szCs w:val="24"/>
+        </w:rPr>
+        <w:t xml:space="preserve">, </w:t>
       </w:r>
       <w:proofErr w:type="spellStart"/>
       <w:r>
         <w:rPr>
-          <w:szCs w:val="24"/>
-        </w:rPr>
-        <w:t>GraphQL</w:t>
+          <w:b/>
+          <w:bCs/>
+          <w:szCs w:val="24"/>
+        </w:rPr>
+        <w:t>Symfony</w:t>
       </w:r>
       <w:proofErr w:type="spellEnd"/>
       <w:r>
         <w:rPr>
-          <w:szCs w:val="24"/>
-        </w:rPr>
-        <w:t xml:space="preserve">, </w:t>
+          <w:b/>
+          <w:bCs/>
+          <w:szCs w:val="24"/>
+        </w:rPr>
+        <w:t xml:space="preserve"> 4.x–6.x</w:t>
+      </w:r>
+      <w:r>
+        <w:rPr>
+          <w:szCs w:val="24"/>
+        </w:rPr>
+        <w:t xml:space="preserve">, REST API, API versioning, authentication, authorization, middleware, queues, events, jobs, </w:t>
       </w:r>
       <w:proofErr w:type="spellStart"/>
       <w:r>
         <w:rPr>
           <w:szCs w:val="24"/>
         </w:rPr>
-        <w:t>WebSocket</w:t>
+        <w:t>cron</w:t>
       </w:r>
       <w:proofErr w:type="spellEnd"/>
       <w:r>
         <w:rPr>
           <w:szCs w:val="24"/>
         </w:rPr>
-        <w:t>, JWT, OAuth2, RBAC, API versioning, pagination, validation, error handling</w:t>
+        <w:t xml:space="preserve"> workflows, validation layers, payment integration, third-party API integration, </w:t>
+      </w:r>
+      <w:proofErr w:type="spellStart"/>
+      <w:r>
+        <w:rPr>
+          <w:szCs w:val="24"/>
+        </w:rPr>
+        <w:t>PHPUnit</w:t>
+      </w:r>
+      <w:proofErr w:type="spellEnd"/>
+      <w:r>
+        <w:rPr>
+          <w:szCs w:val="24"/>
+        </w:rPr>
+        <w:t>, Pest, Composer.</w:t>
       </w:r>
     </w:p>
     <w:p>
       <w:pPr>
-        <w:pStyle w:val="ListParagraph"/>
         <w:numPr>
           <w:ilvl w:val="0"/>
           <w:numId w:val="24"/>
@@ -553,13 +619,27 @@
           <w:bCs/>
           <w:szCs w:val="24"/>
         </w:rPr>
-        <w:t>Databases:</w:t>
-      </w:r>
-      <w:r>
-        <w:rPr>
-          <w:szCs w:val="24"/>
-        </w:rPr>
-        <w:t xml:space="preserve"> PostgreSQL, MySQL, MongoDB, </w:t>
+        <w:t>Database:</w:t>
+      </w:r>
+      <w:r>
+        <w:rPr>
+          <w:szCs w:val="24"/>
+        </w:rPr>
+        <w:t xml:space="preserve"> </w:t>
+      </w:r>
+      <w:r>
+        <w:rPr>
+          <w:b/>
+          <w:bCs/>
+          <w:szCs w:val="24"/>
+        </w:rPr>
+        <w:t>MySQL 5.7–8.x</w:t>
+      </w:r>
+      <w:r>
+        <w:rPr>
+          <w:szCs w:val="24"/>
+        </w:rPr>
+        <w:t xml:space="preserve">, PostgreSQL 11.x–15.x, </w:t>
       </w:r>
       <w:proofErr w:type="spellStart"/>
       <w:r>
@@ -573,54 +653,11 @@
         <w:rPr>
           <w:szCs w:val="24"/>
         </w:rPr>
-        <w:t xml:space="preserve">, </w:t>
-      </w:r>
-      <w:proofErr w:type="spellStart"/>
-      <w:r>
-        <w:rPr>
-          <w:szCs w:val="24"/>
-        </w:rPr>
-        <w:t>Sequelize</w:t>
-      </w:r>
-      <w:proofErr w:type="spellEnd"/>
-      <w:r>
-        <w:rPr>
-          <w:szCs w:val="24"/>
-        </w:rPr>
-        <w:t xml:space="preserve">, </w:t>
-      </w:r>
-      <w:proofErr w:type="spellStart"/>
-      <w:r>
-        <w:rPr>
-          <w:szCs w:val="24"/>
-        </w:rPr>
-        <w:t>Prisma</w:t>
-      </w:r>
-      <w:proofErr w:type="spellEnd"/>
-      <w:r>
-        <w:rPr>
-          <w:szCs w:val="24"/>
-        </w:rPr>
-        <w:t xml:space="preserve">, </w:t>
-      </w:r>
-      <w:proofErr w:type="spellStart"/>
-      <w:r>
-        <w:rPr>
-          <w:szCs w:val="24"/>
-        </w:rPr>
-        <w:t>TypeORM</w:t>
-      </w:r>
-      <w:proofErr w:type="spellEnd"/>
-      <w:r>
-        <w:rPr>
-          <w:szCs w:val="24"/>
-        </w:rPr>
-        <w:t>, query optimization, indexing, migration scripts</w:t>
+        <w:t xml:space="preserve"> 5.x–7.x, database indexing, query optimization, migrations, stored procedures, schema refactoring, caching strategy, transactional workflows.</w:t>
       </w:r>
     </w:p>
     <w:p>
       <w:pPr>
-        <w:pStyle w:val="ListParagraph"/>
         <w:numPr>
           <w:ilvl w:val="0"/>
           <w:numId w:val="24"/>
@@ -643,11 +680,21 @@
         <w:rPr>
           <w:szCs w:val="24"/>
         </w:rPr>
-        <w:t xml:space="preserve"> AWS EC2, S3, RDS, Lambda, </w:t>
+        <w:t xml:space="preserve"> </w:t>
+      </w:r>
+      <w:r>
+        <w:rPr>
+          <w:b/>
+          <w:bCs/>
+          <w:szCs w:val="24"/>
+        </w:rPr>
+        <w:t xml:space="preserve">AWS EC2, S3, RDS, </w:t>
       </w:r>
       <w:proofErr w:type="spellStart"/>
       <w:r>
         <w:rPr>
+          <w:b/>
+          <w:bCs/>
           <w:szCs w:val="24"/>
         </w:rPr>
         <w:t>CloudFront</w:t>
@@ -655,9 +702,17 @@
       <w:proofErr w:type="spellEnd"/>
       <w:r>
         <w:rPr>
-          <w:szCs w:val="24"/>
-        </w:rPr>
-        <w:t xml:space="preserve">, Docker, Kubernetes, Nginx, GitHub Actions, </w:t>
+          <w:b/>
+          <w:bCs/>
+          <w:szCs w:val="24"/>
+        </w:rPr>
+        <w:t>, IAM</w:t>
+      </w:r>
+      <w:r>
+        <w:rPr>
+          <w:szCs w:val="24"/>
+        </w:rPr>
+        <w:t xml:space="preserve">, Docker, Docker Compose, GitHub Actions, </w:t>
       </w:r>
       <w:proofErr w:type="spellStart"/>
       <w:r>
@@ -671,12 +726,11 @@
         <w:rPr>
           <w:szCs w:val="24"/>
         </w:rPr>
-        <w:t xml:space="preserve"> CI, Jenkins, Terraform basics</w:t>
+        <w:t xml:space="preserve"> CI, Nginx, Apache, Linux, CI/CD pipelines, release automation, environment configuration, log analysis, rollback planning.</w:t>
       </w:r>
     </w:p>
     <w:p>
       <w:pPr>
-        <w:pStyle w:val="ListParagraph"/>
         <w:numPr>
           <w:ilvl w:val="0"/>
           <w:numId w:val="24"/>
@@ -699,133 +753,63 @@
         <w:rPr>
           <w:szCs w:val="24"/>
         </w:rPr>
-        <w:t xml:space="preserve"> Jest, </w:t>
+        <w:t xml:space="preserve"> </w:t>
       </w:r>
       <w:proofErr w:type="spellStart"/>
       <w:r>
         <w:rPr>
           <w:szCs w:val="24"/>
         </w:rPr>
-        <w:t>Vitest</w:t>
+        <w:t>PHPUnit</w:t>
       </w:r>
       <w:proofErr w:type="spellEnd"/>
       <w:r>
         <w:rPr>
           <w:szCs w:val="24"/>
         </w:rPr>
-        <w:t xml:space="preserve">, Cypress, Mocha, Chai, </w:t>
+        <w:t xml:space="preserve">, Jest, </w:t>
       </w:r>
       <w:proofErr w:type="spellStart"/>
       <w:r>
         <w:rPr>
           <w:szCs w:val="24"/>
         </w:rPr>
-        <w:t>Supertest</w:t>
+        <w:t>Vue</w:t>
       </w:r>
       <w:proofErr w:type="spellEnd"/>
       <w:r>
         <w:rPr>
           <w:szCs w:val="24"/>
         </w:rPr>
-        <w:t xml:space="preserve">, </w:t>
+        <w:t xml:space="preserve"> Test </w:t>
       </w:r>
       <w:proofErr w:type="spellStart"/>
       <w:r>
         <w:rPr>
           <w:szCs w:val="24"/>
         </w:rPr>
-        <w:t>ESLint</w:t>
+        <w:t>Utils</w:t>
       </w:r>
       <w:proofErr w:type="spellEnd"/>
       <w:r>
         <w:rPr>
           <w:szCs w:val="24"/>
         </w:rPr>
-        <w:t xml:space="preserve">, Prettier, </w:t>
+        <w:t>, Cypress, Postman, Swagger/</w:t>
       </w:r>
       <w:proofErr w:type="spellStart"/>
       <w:r>
         <w:rPr>
           <w:szCs w:val="24"/>
         </w:rPr>
-        <w:t>SonarQube</w:t>
+        <w:t>OpenAPI</w:t>
       </w:r>
       <w:proofErr w:type="spellEnd"/>
       <w:r>
         <w:rPr>
           <w:szCs w:val="24"/>
         </w:rPr>
-        <w:t>, unit testing, integration testing, regression testing</w:t>
-      </w:r>
-    </w:p>
-    <w:p>
-      <w:pPr>
-        <w:pStyle w:val="ListParagraph"/>
-        <w:numPr>
-          <w:ilvl w:val="0"/>
-          <w:numId w:val="24"/>
-        </w:numPr>
-        <w:spacing w:before="100" w:beforeAutospacing="1" w:after="100" w:afterAutospacing="1"/>
-        <w:jc w:val="both"/>
-        <w:rPr>
-          <w:szCs w:val="24"/>
-        </w:rPr>
-      </w:pPr>
-      <w:r>
-        <w:rPr>
-          <w:b/>
-          <w:bCs/>
-          <w:szCs w:val="24"/>
-        </w:rPr>
-        <w:t>Monitoring:</w:t>
-      </w:r>
-      <w:r>
-        <w:rPr>
-          <w:szCs w:val="24"/>
-        </w:rPr>
-        <w:t xml:space="preserve"> </w:t>
-      </w:r>
-      <w:proofErr w:type="spellStart"/>
-      <w:r>
-        <w:rPr>
-          <w:szCs w:val="24"/>
-        </w:rPr>
-        <w:t>Datadog</w:t>
-      </w:r>
-      <w:proofErr w:type="spellEnd"/>
-      <w:r>
-        <w:rPr>
-          <w:szCs w:val="24"/>
-        </w:rPr>
-        <w:t xml:space="preserve">, </w:t>
-      </w:r>
-      <w:proofErr w:type="spellStart"/>
-      <w:r>
-        <w:rPr>
-          <w:szCs w:val="24"/>
-        </w:rPr>
-        <w:t>Grafana</w:t>
-      </w:r>
-      <w:proofErr w:type="spellEnd"/>
-      <w:r>
-        <w:rPr>
-          <w:szCs w:val="24"/>
-        </w:rPr>
-        <w:t xml:space="preserve">, Prometheus, </w:t>
-      </w:r>
-      <w:proofErr w:type="spellStart"/>
-      <w:r>
-        <w:rPr>
-          <w:szCs w:val="24"/>
-        </w:rPr>
-        <w:t>CloudWatch</w:t>
-      </w:r>
-      <w:proofErr w:type="spellEnd"/>
-      <w:r>
-        <w:rPr>
-          <w:szCs w:val="24"/>
-        </w:rPr>
-        <w:t>, Sentry, structured logging, alerting, production issue triage</w:t>
+        <w:t>, static analysis, code review, accessibility checks, regression testing, production incident debugging.</w:t>
       </w:r>
     </w:p>
     <w:p>
@@ -926,21 +910,7 @@
         <w:rPr>
           <w:szCs w:val="24"/>
         </w:rPr>
-        <w:t xml:space="preserve">Led modernization of a cloud operations portal from </w:t>
-      </w:r>
-      <w:r>
-        <w:rPr>
-          <w:b/>
-          <w:bCs/>
-          <w:szCs w:val="24"/>
-        </w:rPr>
-        <w:t>Vue.js 2.x</w:t>
-      </w:r>
-      <w:r>
-        <w:rPr>
-          <w:szCs w:val="24"/>
-        </w:rPr>
-        <w:t xml:space="preserve"> Options API to </w:t>
+        <w:t xml:space="preserve">Modernized customer-facing cloud operations portals with </w:t>
       </w:r>
       <w:r>
         <w:rPr>
@@ -954,21 +924,69 @@
         <w:rPr>
           <w:szCs w:val="24"/>
         </w:rPr>
-        <w:t xml:space="preserve"> Composition API, reducing duplicated component logic and improving frontend maintainability by </w:t>
-      </w:r>
-      <w:r>
-        <w:rPr>
-          <w:b/>
-          <w:bCs/>
-          <w:szCs w:val="24"/>
-        </w:rPr>
-        <w:t>38%</w:t>
-      </w:r>
-      <w:r>
-        <w:rPr>
-          <w:szCs w:val="24"/>
-        </w:rPr>
-        <w:t>.</w:t>
+        <w:t xml:space="preserve">, </w:t>
+      </w:r>
+      <w:proofErr w:type="spellStart"/>
+      <w:r>
+        <w:rPr>
+          <w:b/>
+          <w:bCs/>
+          <w:szCs w:val="24"/>
+        </w:rPr>
+        <w:t>Nuxt</w:t>
+      </w:r>
+      <w:proofErr w:type="spellEnd"/>
+      <w:r>
+        <w:rPr>
+          <w:b/>
+          <w:bCs/>
+          <w:szCs w:val="24"/>
+        </w:rPr>
+        <w:t xml:space="preserve"> 3.x</w:t>
+      </w:r>
+      <w:r>
+        <w:rPr>
+          <w:szCs w:val="24"/>
+        </w:rPr>
+        <w:t xml:space="preserve">, </w:t>
+      </w:r>
+      <w:proofErr w:type="spellStart"/>
+      <w:r>
+        <w:rPr>
+          <w:b/>
+          <w:bCs/>
+          <w:szCs w:val="24"/>
+        </w:rPr>
+        <w:t>Pinia</w:t>
+      </w:r>
+      <w:proofErr w:type="spellEnd"/>
+      <w:r>
+        <w:rPr>
+          <w:b/>
+          <w:bCs/>
+          <w:szCs w:val="24"/>
+        </w:rPr>
+        <w:t xml:space="preserve"> 2.x</w:t>
+      </w:r>
+      <w:r>
+        <w:rPr>
+          <w:szCs w:val="24"/>
+        </w:rPr>
+        <w:t xml:space="preserve">, and </w:t>
+      </w:r>
+      <w:r>
+        <w:rPr>
+          <w:b/>
+          <w:bCs/>
+          <w:szCs w:val="24"/>
+        </w:rPr>
+        <w:t>PHP 8.x</w:t>
+      </w:r>
+      <w:r>
+        <w:rPr>
+          <w:szCs w:val="24"/>
+        </w:rPr>
+        <w:t>, improving page responsiveness and reducing repeated support actions for infrastructure teams.</w:t>
       </w:r>
     </w:p>
     <w:p>
@@ -987,35 +1005,35 @@
         <w:rPr>
           <w:szCs w:val="24"/>
         </w:rPr>
-        <w:t xml:space="preserve">Built secure </w:t>
-      </w:r>
-      <w:r>
-        <w:rPr>
-          <w:b/>
-          <w:bCs/>
-          <w:szCs w:val="24"/>
-        </w:rPr>
-        <w:t>Node.js 16–20</w:t>
-      </w:r>
-      <w:r>
-        <w:rPr>
-          <w:szCs w:val="24"/>
-        </w:rPr>
-        <w:t xml:space="preserve"> REST services with Express and </w:t>
-      </w:r>
-      <w:proofErr w:type="spellStart"/>
-      <w:r>
-        <w:rPr>
-          <w:szCs w:val="24"/>
-        </w:rPr>
-        <w:t>NestJS</w:t>
-      </w:r>
-      <w:proofErr w:type="spellEnd"/>
-      <w:r>
-        <w:rPr>
-          <w:szCs w:val="24"/>
-        </w:rPr>
-        <w:t xml:space="preserve"> for account provisioning, billing workflows, and internal automation across SaaS infrastructure products.</w:t>
+        <w:t xml:space="preserve">Migrated legacy </w:t>
+      </w:r>
+      <w:r>
+        <w:rPr>
+          <w:b/>
+          <w:bCs/>
+          <w:szCs w:val="24"/>
+        </w:rPr>
+        <w:t>Vue.js 2.x</w:t>
+      </w:r>
+      <w:r>
+        <w:rPr>
+          <w:szCs w:val="24"/>
+        </w:rPr>
+        <w:t xml:space="preserve"> modules into </w:t>
+      </w:r>
+      <w:r>
+        <w:rPr>
+          <w:b/>
+          <w:bCs/>
+          <w:szCs w:val="24"/>
+        </w:rPr>
+        <w:t>Vue.js 3.x Composition API</w:t>
+      </w:r>
+      <w:r>
+        <w:rPr>
+          <w:szCs w:val="24"/>
+        </w:rPr>
+        <w:t xml:space="preserve"> patterns while keeping business-critical screens stable during phased releases and avoiding downtime for active users.</w:t>
       </w:r>
     </w:p>
     <w:p>
@@ -1034,21 +1052,45 @@
         <w:rPr>
           <w:szCs w:val="24"/>
         </w:rPr>
-        <w:t xml:space="preserve">Resolved a recurring production issue where stale </w:t>
+        <w:t xml:space="preserve">Built scalable backend services with </w:t>
       </w:r>
       <w:proofErr w:type="spellStart"/>
       <w:r>
         <w:rPr>
-          <w:szCs w:val="24"/>
-        </w:rPr>
-        <w:t>Vuex</w:t>
+          <w:b/>
+          <w:bCs/>
+          <w:szCs w:val="24"/>
+        </w:rPr>
+        <w:t>Laravel</w:t>
       </w:r>
       <w:proofErr w:type="spellEnd"/>
       <w:r>
         <w:rPr>
-          <w:szCs w:val="24"/>
-        </w:rPr>
-        <w:t xml:space="preserve"> state caused incorrect customer resource status, replacing fragile mutations with normalized state and improving dashboard accuracy.</w:t>
+          <w:b/>
+          <w:bCs/>
+          <w:szCs w:val="24"/>
+        </w:rPr>
+        <w:t xml:space="preserve"> 8.x–10.x</w:t>
+      </w:r>
+      <w:r>
+        <w:rPr>
+          <w:szCs w:val="24"/>
+        </w:rPr>
+        <w:t xml:space="preserve">, MySQL 8.x, </w:t>
+      </w:r>
+      <w:proofErr w:type="spellStart"/>
+      <w:r>
+        <w:rPr>
+          <w:szCs w:val="24"/>
+        </w:rPr>
+        <w:t>Redis</w:t>
+      </w:r>
+      <w:proofErr w:type="spellEnd"/>
+      <w:r>
+        <w:rPr>
+          <w:szCs w:val="24"/>
+        </w:rPr>
+        <w:t xml:space="preserve"> 6.x, and REST APIs to support account provisioning, billing visibility, ticket workflows, and internal service automation.</w:t>
       </w:r>
     </w:p>
     <w:p>
@@ -1067,49 +1109,35 @@
         <w:rPr>
           <w:szCs w:val="24"/>
         </w:rPr>
-        <w:t xml:space="preserve">Migrated legacy </w:t>
+        <w:t xml:space="preserve">Resolved a recurring production issue where stale </w:t>
       </w:r>
       <w:proofErr w:type="spellStart"/>
       <w:r>
         <w:rPr>
           <w:szCs w:val="24"/>
         </w:rPr>
-        <w:t>Vue</w:t>
+        <w:t>Redis</w:t>
       </w:r>
       <w:proofErr w:type="spellEnd"/>
       <w:r>
         <w:rPr>
           <w:szCs w:val="24"/>
         </w:rPr>
-        <w:t xml:space="preserve"> Router guards and role checks into centralized </w:t>
-      </w:r>
-      <w:r>
-        <w:rPr>
-          <w:b/>
-          <w:bCs/>
-          <w:szCs w:val="24"/>
-        </w:rPr>
-        <w:t>RBAC</w:t>
-      </w:r>
-      <w:r>
-        <w:rPr>
-          <w:szCs w:val="24"/>
-        </w:rPr>
-        <w:t xml:space="preserve"> middleware, reducing authorization defects by </w:t>
-      </w:r>
-      <w:r>
-        <w:rPr>
-          <w:b/>
-          <w:bCs/>
-          <w:szCs w:val="24"/>
-        </w:rPr>
-        <w:t>42%</w:t>
-      </w:r>
-      <w:r>
-        <w:rPr>
-          <w:szCs w:val="24"/>
-        </w:rPr>
-        <w:t xml:space="preserve"> across admin and customer-facing modules.</w:t>
+        <w:t xml:space="preserve"> cache keys caused incorrect account status displays, adding targeted cache invalidation and reducing related support tickets by </w:t>
+      </w:r>
+      <w:r>
+        <w:rPr>
+          <w:b/>
+          <w:bCs/>
+          <w:szCs w:val="24"/>
+        </w:rPr>
+        <w:t>32%</w:t>
+      </w:r>
+      <w:r>
+        <w:rPr>
+          <w:szCs w:val="24"/>
+        </w:rPr>
+        <w:t>.</w:t>
       </w:r>
     </w:p>
     <w:p>
@@ -1128,45 +1156,21 @@
         <w:rPr>
           <w:szCs w:val="24"/>
         </w:rPr>
-        <w:t xml:space="preserve">Implemented lazy loading, route-level code splitting, and optimized API batching in </w:t>
-      </w:r>
-      <w:proofErr w:type="spellStart"/>
-      <w:r>
-        <w:rPr>
-          <w:b/>
-          <w:bCs/>
-          <w:szCs w:val="24"/>
-        </w:rPr>
-        <w:t>Vue</w:t>
-      </w:r>
-      <w:proofErr w:type="spellEnd"/>
-      <w:r>
-        <w:rPr>
-          <w:b/>
-          <w:bCs/>
-          <w:szCs w:val="24"/>
-        </w:rPr>
-        <w:t xml:space="preserve"> 3</w:t>
-      </w:r>
-      <w:r>
-        <w:rPr>
-          <w:szCs w:val="24"/>
-        </w:rPr>
-        <w:t xml:space="preserve">, improving initial dashboard load time by </w:t>
-      </w:r>
-      <w:r>
-        <w:rPr>
-          <w:b/>
-          <w:bCs/>
-          <w:szCs w:val="24"/>
-        </w:rPr>
-        <w:t>31%</w:t>
-      </w:r>
-      <w:r>
-        <w:rPr>
-          <w:szCs w:val="24"/>
-        </w:rPr>
-        <w:t xml:space="preserve"> for enterprise users.</w:t>
+        <w:t xml:space="preserve">Improved API response time by </w:t>
+      </w:r>
+      <w:r>
+        <w:rPr>
+          <w:b/>
+          <w:bCs/>
+          <w:szCs w:val="24"/>
+        </w:rPr>
+        <w:t>41%</w:t>
+      </w:r>
+      <w:r>
+        <w:rPr>
+          <w:szCs w:val="24"/>
+        </w:rPr>
+        <w:t xml:space="preserve"> through MySQL indexing, eager-loading fixes, query refactoring, and pagination changes across high-volume customer and service history screens.</w:t>
       </w:r>
     </w:p>
     <w:p>
@@ -1185,11 +1189,35 @@
         <w:rPr>
           <w:szCs w:val="24"/>
         </w:rPr>
-        <w:t xml:space="preserve">Designed reusable </w:t>
+        <w:t xml:space="preserve">Implemented role-based access control with </w:t>
       </w:r>
       <w:proofErr w:type="spellStart"/>
       <w:r>
         <w:rPr>
+          <w:b/>
+          <w:bCs/>
+          <w:szCs w:val="24"/>
+        </w:rPr>
+        <w:t>Laravel</w:t>
+      </w:r>
+      <w:proofErr w:type="spellEnd"/>
+      <w:r>
+        <w:rPr>
+          <w:b/>
+          <w:bCs/>
+          <w:szCs w:val="24"/>
+        </w:rPr>
+        <w:t xml:space="preserve"> Policies</w:t>
+      </w:r>
+      <w:r>
+        <w:rPr>
+          <w:szCs w:val="24"/>
+        </w:rPr>
+        <w:t xml:space="preserve">, middleware, and </w:t>
+      </w:r>
+      <w:proofErr w:type="spellStart"/>
+      <w:r>
+        <w:rPr>
           <w:szCs w:val="24"/>
         </w:rPr>
         <w:t>Vue</w:t>
@@ -1199,35 +1227,7 @@
         <w:rPr>
           <w:szCs w:val="24"/>
         </w:rPr>
-        <w:t xml:space="preserve"> component libraries with </w:t>
-      </w:r>
-      <w:proofErr w:type="spellStart"/>
-      <w:r>
-        <w:rPr>
-          <w:szCs w:val="24"/>
-        </w:rPr>
-        <w:t>TypeScript</w:t>
-      </w:r>
-      <w:proofErr w:type="spellEnd"/>
-      <w:r>
-        <w:rPr>
-          <w:szCs w:val="24"/>
-        </w:rPr>
-        <w:t xml:space="preserve">, </w:t>
-      </w:r>
-      <w:proofErr w:type="spellStart"/>
-      <w:r>
-        <w:rPr>
-          <w:szCs w:val="24"/>
-        </w:rPr>
-        <w:t>Vuetify</w:t>
-      </w:r>
-      <w:proofErr w:type="spellEnd"/>
-      <w:r>
-        <w:rPr>
-          <w:szCs w:val="24"/>
-        </w:rPr>
-        <w:t>, and Storybook-style documentation to standardize forms, tables, modals, and validation patterns.</w:t>
+        <w:t xml:space="preserve"> route guards, strengthening permission boundaries for admin, support, finance, and customer users.</w:t>
       </w:r>
     </w:p>
     <w:p>
@@ -1246,49 +1246,44 @@
         <w:rPr>
           <w:szCs w:val="24"/>
         </w:rPr>
-        <w:t xml:space="preserve">Improved </w:t>
-      </w:r>
-      <w:r>
-        <w:rPr>
-          <w:b/>
-          <w:bCs/>
-          <w:szCs w:val="24"/>
-        </w:rPr>
-        <w:t>Node.js</w:t>
-      </w:r>
-      <w:r>
-        <w:rPr>
-          <w:szCs w:val="24"/>
-        </w:rPr>
-        <w:t xml:space="preserve"> API latency by optimizing PostgreSQL indexes, removing </w:t>
-      </w:r>
-      <w:proofErr w:type="gramStart"/>
-      <w:r>
-        <w:rPr>
-          <w:szCs w:val="24"/>
-        </w:rPr>
-        <w:t>N+1 queries</w:t>
-      </w:r>
-      <w:proofErr w:type="gramEnd"/>
-      <w:r>
-        <w:rPr>
-          <w:szCs w:val="24"/>
-        </w:rPr>
-        <w:t xml:space="preserve">, and adding </w:t>
-      </w:r>
-      <w:proofErr w:type="spellStart"/>
-      <w:r>
-        <w:rPr>
-          <w:szCs w:val="24"/>
-        </w:rPr>
-        <w:t>Redis</w:t>
-      </w:r>
-      <w:proofErr w:type="spellEnd"/>
-      <w:r>
-        <w:rPr>
-          <w:szCs w:val="24"/>
-        </w:rPr>
-        <w:t xml:space="preserve"> caching for high-read configuration endpoints.</w:t>
+        <w:lastRenderedPageBreak/>
+        <w:t xml:space="preserve">Reworked deployment pipelines with </w:t>
+      </w:r>
+      <w:r>
+        <w:rPr>
+          <w:b/>
+          <w:bCs/>
+          <w:szCs w:val="24"/>
+        </w:rPr>
+        <w:t>GitHub Actions</w:t>
+      </w:r>
+      <w:r>
+        <w:rPr>
+          <w:szCs w:val="24"/>
+        </w:rPr>
+        <w:t>, Docker, and enviro</w:t>
+      </w:r>
+      <w:bookmarkStart w:id="0" w:name="_GoBack"/>
+      <w:bookmarkEnd w:id="0"/>
+      <w:r>
+        <w:rPr>
+          <w:szCs w:val="24"/>
+        </w:rPr>
+        <w:t xml:space="preserve">nment-based configuration to reduce manual release steps and lower release failure risk by </w:t>
+      </w:r>
+      <w:r>
+        <w:rPr>
+          <w:b/>
+          <w:bCs/>
+          <w:szCs w:val="24"/>
+        </w:rPr>
+        <w:t>28%</w:t>
+      </w:r>
+      <w:r>
+        <w:rPr>
+          <w:szCs w:val="24"/>
+        </w:rPr>
+        <w:t>.</w:t>
       </w:r>
     </w:p>
     <w:p>
@@ -1307,36 +1302,21 @@
         <w:rPr>
           <w:szCs w:val="24"/>
         </w:rPr>
-        <w:lastRenderedPageBreak/>
-        <w:t xml:space="preserve">Integrated Sentry, </w:t>
-      </w:r>
-      <w:proofErr w:type="spellStart"/>
-      <w:r>
-        <w:rPr>
-          <w:szCs w:val="24"/>
-        </w:rPr>
-        <w:t>CloudWatch</w:t>
-      </w:r>
-      <w:proofErr w:type="spellEnd"/>
-      <w:r>
-        <w:rPr>
-          <w:szCs w:val="24"/>
-        </w:rPr>
-        <w:t xml:space="preserve">, and structured logging to trace frontend errors back to backend request IDs, reducing average production debugging time by </w:t>
-      </w:r>
-      <w:r>
-        <w:rPr>
-          <w:b/>
-          <w:bCs/>
-          <w:szCs w:val="24"/>
-        </w:rPr>
-        <w:t>45%</w:t>
-      </w:r>
-      <w:r>
-        <w:rPr>
-          <w:szCs w:val="24"/>
-        </w:rPr>
-        <w:t>.</w:t>
+        <w:t xml:space="preserve">Created reusable </w:t>
+      </w:r>
+      <w:r>
+        <w:rPr>
+          <w:b/>
+          <w:bCs/>
+          <w:szCs w:val="24"/>
+        </w:rPr>
+        <w:t>Vue.js 3.x</w:t>
+      </w:r>
+      <w:r>
+        <w:rPr>
+          <w:szCs w:val="24"/>
+        </w:rPr>
+        <w:t xml:space="preserve"> component patterns for tables, filters, modals, and form validation, helping frontend teams deliver new portal features with more consistent behavior.</w:t>
       </w:r>
     </w:p>
     <w:p>
@@ -1355,35 +1335,35 @@
         <w:rPr>
           <w:szCs w:val="24"/>
         </w:rPr>
-        <w:t xml:space="preserve">Delivered migration scripts from older </w:t>
+        <w:t xml:space="preserve">Fixed a difficult race condition where </w:t>
       </w:r>
       <w:proofErr w:type="spellStart"/>
       <w:r>
         <w:rPr>
           <w:szCs w:val="24"/>
         </w:rPr>
-        <w:t>Sequelize</w:t>
+        <w:t>async</w:t>
       </w:r>
       <w:proofErr w:type="spellEnd"/>
       <w:r>
         <w:rPr>
           <w:szCs w:val="24"/>
         </w:rPr>
-        <w:t xml:space="preserve"> models to </w:t>
+        <w:t xml:space="preserve"> form submissions duplicated service-change requests, adding </w:t>
       </w:r>
       <w:proofErr w:type="spellStart"/>
       <w:r>
         <w:rPr>
           <w:szCs w:val="24"/>
         </w:rPr>
-        <w:t>Prisma</w:t>
+        <w:t>idempotency</w:t>
       </w:r>
       <w:proofErr w:type="spellEnd"/>
       <w:r>
         <w:rPr>
           <w:szCs w:val="24"/>
         </w:rPr>
-        <w:t>-based data access for selected services, keeping backward-compatible APIs during phased rollout.</w:t>
+        <w:t xml:space="preserve"> checks, request locking, and clearer UI loading states.</w:t>
       </w:r>
     </w:p>
     <w:p>
@@ -1402,7 +1382,23 @@
         <w:rPr>
           <w:szCs w:val="24"/>
         </w:rPr>
-        <w:t>Implemented CI/CD pipelines with GitHub Actions, Docker, and AWS deployments, adding test gates and rollback steps for safer releases across multiple environments.</w:t>
+        <w:t xml:space="preserve">Integrated third-party billing and monitoring APIs into </w:t>
+      </w:r>
+      <w:proofErr w:type="spellStart"/>
+      <w:r>
+        <w:rPr>
+          <w:b/>
+          <w:bCs/>
+          <w:szCs w:val="24"/>
+        </w:rPr>
+        <w:t>Laravel</w:t>
+      </w:r>
+      <w:proofErr w:type="spellEnd"/>
+      <w:r>
+        <w:rPr>
+          <w:szCs w:val="24"/>
+        </w:rPr>
+        <w:t xml:space="preserve"> services, normalizing inconsistent external responses and adding retry logic for temporary provider errors.</w:t>
       </w:r>
     </w:p>
     <w:p>
@@ -1421,11 +1417,43 @@
         <w:rPr>
           <w:szCs w:val="24"/>
         </w:rPr>
-        <w:t xml:space="preserve">Partnered with product and support teams to convert recurring customer issues into </w:t>
+        <w:t xml:space="preserve">Introduced automated regression tests with </w:t>
       </w:r>
       <w:proofErr w:type="spellStart"/>
       <w:r>
         <w:rPr>
+          <w:b/>
+          <w:bCs/>
+          <w:szCs w:val="24"/>
+        </w:rPr>
+        <w:t>PHPUnit</w:t>
+      </w:r>
+      <w:proofErr w:type="spellEnd"/>
+      <w:r>
+        <w:rPr>
+          <w:szCs w:val="24"/>
+        </w:rPr>
+        <w:t xml:space="preserve">, </w:t>
+      </w:r>
+      <w:r>
+        <w:rPr>
+          <w:b/>
+          <w:bCs/>
+          <w:szCs w:val="24"/>
+        </w:rPr>
+        <w:t>Jest</w:t>
+      </w:r>
+      <w:r>
+        <w:rPr>
+          <w:szCs w:val="24"/>
+        </w:rPr>
+        <w:t xml:space="preserve">, and </w:t>
+      </w:r>
+      <w:proofErr w:type="spellStart"/>
+      <w:r>
+        <w:rPr>
+          <w:b/>
+          <w:bCs/>
           <w:szCs w:val="24"/>
         </w:rPr>
         <w:t>Vue</w:t>
@@ -1433,9 +1461,27 @@
       <w:proofErr w:type="spellEnd"/>
       <w:r>
         <w:rPr>
-          <w:szCs w:val="24"/>
-        </w:rPr>
-        <w:t xml:space="preserve"> workflow improvements, validation fixes, and clearer error handling.</w:t>
+          <w:b/>
+          <w:bCs/>
+          <w:szCs w:val="24"/>
+        </w:rPr>
+        <w:t xml:space="preserve"> Test </w:t>
+      </w:r>
+      <w:proofErr w:type="spellStart"/>
+      <w:r>
+        <w:rPr>
+          <w:b/>
+          <w:bCs/>
+          <w:szCs w:val="24"/>
+        </w:rPr>
+        <w:t>Utils</w:t>
+      </w:r>
+      <w:proofErr w:type="spellEnd"/>
+      <w:r>
+        <w:rPr>
+          <w:szCs w:val="24"/>
+        </w:rPr>
+        <w:t>, protecting core account, invoice, and provisioning workflows from repeated release defects.</w:t>
       </w:r>
     </w:p>
     <w:p>
@@ -1454,21 +1500,7 @@
         <w:rPr>
           <w:szCs w:val="24"/>
         </w:rPr>
-        <w:t xml:space="preserve">Strengthened testing with Jest, Cypress, and </w:t>
-      </w:r>
-      <w:proofErr w:type="spellStart"/>
-      <w:r>
-        <w:rPr>
-          <w:szCs w:val="24"/>
-        </w:rPr>
-        <w:t>Supertest</w:t>
-      </w:r>
-      <w:proofErr w:type="spellEnd"/>
-      <w:r>
-        <w:rPr>
-          <w:szCs w:val="24"/>
-        </w:rPr>
-        <w:t>, covering critical login, provisioning, billing, and admin workflows before major release cycles.</w:t>
+        <w:t>Collaborated flexibly across frontend, backend, DevOps, and support teams, translating customer pain points into stable platform improvements without overcomplicating the architecture.</w:t>
       </w:r>
     </w:p>
     <w:p>
@@ -1516,7 +1548,6 @@
     </w:p>
     <w:p>
       <w:pPr>
-        <w:pStyle w:val="ListParagraph"/>
         <w:numPr>
           <w:ilvl w:val="0"/>
           <w:numId w:val="25"/>
@@ -1531,7 +1562,7 @@
         <w:rPr>
           <w:szCs w:val="24"/>
         </w:rPr>
-        <w:t xml:space="preserve">Developed enterprise web applications using </w:t>
+        <w:t xml:space="preserve">Delivered enterprise web applications using </w:t>
       </w:r>
       <w:r>
         <w:rPr>
@@ -1550,6 +1581,8 @@
       <w:proofErr w:type="spellStart"/>
       <w:r>
         <w:rPr>
+          <w:b/>
+          <w:bCs/>
           <w:szCs w:val="24"/>
         </w:rPr>
         <w:t>Vuex</w:t>
@@ -1557,14 +1590,69 @@
       <w:proofErr w:type="spellEnd"/>
       <w:r>
         <w:rPr>
-          <w:szCs w:val="24"/>
-        </w:rPr>
-        <w:t>, Node.js, Express, PostgreSQL, and MongoDB for logistics, healthcare, and internal business platforms.</w:t>
+          <w:b/>
+          <w:bCs/>
+          <w:szCs w:val="24"/>
+        </w:rPr>
+        <w:t xml:space="preserve"> 3.x</w:t>
+      </w:r>
+      <w:r>
+        <w:rPr>
+          <w:szCs w:val="24"/>
+        </w:rPr>
+        <w:t xml:space="preserve">, </w:t>
+      </w:r>
+      <w:proofErr w:type="spellStart"/>
+      <w:r>
+        <w:rPr>
+          <w:b/>
+          <w:bCs/>
+          <w:szCs w:val="24"/>
+        </w:rPr>
+        <w:t>Laravel</w:t>
+      </w:r>
+      <w:proofErr w:type="spellEnd"/>
+      <w:r>
+        <w:rPr>
+          <w:b/>
+          <w:bCs/>
+          <w:szCs w:val="24"/>
+        </w:rPr>
+        <w:t xml:space="preserve"> 5.5–7.x</w:t>
+      </w:r>
+      <w:r>
+        <w:rPr>
+          <w:szCs w:val="24"/>
+        </w:rPr>
+        <w:t xml:space="preserve">, and </w:t>
+      </w:r>
+      <w:proofErr w:type="spellStart"/>
+      <w:r>
+        <w:rPr>
+          <w:b/>
+          <w:bCs/>
+          <w:szCs w:val="24"/>
+        </w:rPr>
+        <w:t>Symfony</w:t>
+      </w:r>
+      <w:proofErr w:type="spellEnd"/>
+      <w:r>
+        <w:rPr>
+          <w:b/>
+          <w:bCs/>
+          <w:szCs w:val="24"/>
+        </w:rPr>
+        <w:t xml:space="preserve"> 4.x</w:t>
+      </w:r>
+      <w:r>
+        <w:rPr>
+          <w:szCs w:val="24"/>
+        </w:rPr>
+        <w:t>, supporting healthcare, logistics, and SaaS customers with complex workflow requirements.</w:t>
       </w:r>
     </w:p>
     <w:p>
       <w:pPr>
-        <w:pStyle w:val="ListParagraph"/>
         <w:numPr>
           <w:ilvl w:val="0"/>
           <w:numId w:val="25"/>
@@ -1575,44 +1663,51 @@
           <w:szCs w:val="24"/>
         </w:rPr>
       </w:pPr>
-      <w:r>
-        <w:rPr>
-          <w:szCs w:val="24"/>
-        </w:rPr>
-        <w:t xml:space="preserve">Migrated jQuery-heavy screens into modular </w:t>
-      </w:r>
-      <w:proofErr w:type="spellStart"/>
-      <w:r>
-        <w:rPr>
-          <w:szCs w:val="24"/>
-        </w:rPr>
-        <w:t>Vue</w:t>
-      </w:r>
-      <w:proofErr w:type="spellEnd"/>
-      <w:r>
-        <w:rPr>
-          <w:szCs w:val="24"/>
-        </w:rPr>
-        <w:t xml:space="preserve"> components, improving maintainability and reducing UI regression issues by </w:t>
-      </w:r>
-      <w:r>
-        <w:rPr>
-          <w:b/>
-          <w:bCs/>
-          <w:szCs w:val="24"/>
-        </w:rPr>
-        <w:t>35%</w:t>
-      </w:r>
-      <w:r>
-        <w:rPr>
-          <w:szCs w:val="24"/>
-        </w:rPr>
-        <w:t xml:space="preserve"> during feature delivery.</w:t>
+      <w:proofErr w:type="gramStart"/>
+      <w:r>
+        <w:rPr>
+          <w:szCs w:val="24"/>
+        </w:rPr>
+        <w:t>Migrated</w:t>
+      </w:r>
+      <w:proofErr w:type="gramEnd"/>
+      <w:r>
+        <w:rPr>
+          <w:szCs w:val="24"/>
+        </w:rPr>
+        <w:t xml:space="preserve"> several PHP services from </w:t>
+      </w:r>
+      <w:r>
+        <w:rPr>
+          <w:b/>
+          <w:bCs/>
+          <w:szCs w:val="24"/>
+        </w:rPr>
+        <w:t>PHP 5.6</w:t>
+      </w:r>
+      <w:r>
+        <w:rPr>
+          <w:szCs w:val="24"/>
+        </w:rPr>
+        <w:t xml:space="preserve"> to </w:t>
+      </w:r>
+      <w:r>
+        <w:rPr>
+          <w:b/>
+          <w:bCs/>
+          <w:szCs w:val="24"/>
+        </w:rPr>
+        <w:t>PHP 7.x</w:t>
+      </w:r>
+      <w:r>
+        <w:rPr>
+          <w:szCs w:val="24"/>
+        </w:rPr>
+        <w:t>, updating Composer dependencies, fixing deprecated syntax, and improving runtime stability across older application modules.</w:t>
       </w:r>
     </w:p>
     <w:p>
       <w:pPr>
-        <w:pStyle w:val="ListParagraph"/>
         <w:numPr>
           <w:ilvl w:val="0"/>
           <w:numId w:val="25"/>
@@ -1627,12 +1722,53 @@
         <w:rPr>
           <w:szCs w:val="24"/>
         </w:rPr>
-        <w:t>Built Node.js API layers with JWT authentication, request validation, pagination, and consistent error contracts for multi-role business applications.</w:t>
+        <w:t xml:space="preserve">Implemented dynamic dashboards with </w:t>
+      </w:r>
+      <w:r>
+        <w:rPr>
+          <w:b/>
+          <w:bCs/>
+          <w:szCs w:val="24"/>
+        </w:rPr>
+        <w:t>Vue.js 2.x</w:t>
+      </w:r>
+      <w:r>
+        <w:rPr>
+          <w:szCs w:val="24"/>
+        </w:rPr>
+        <w:t xml:space="preserve">, </w:t>
+      </w:r>
+      <w:proofErr w:type="spellStart"/>
+      <w:r>
+        <w:rPr>
+          <w:szCs w:val="24"/>
+        </w:rPr>
+        <w:t>Vue</w:t>
+      </w:r>
+      <w:proofErr w:type="spellEnd"/>
+      <w:r>
+        <w:rPr>
+          <w:szCs w:val="24"/>
+        </w:rPr>
+        <w:t xml:space="preserve"> Router, reusable chart widgets, and REST API integration, giving operations </w:t>
+      </w:r>
+      <w:proofErr w:type="gramStart"/>
+      <w:r>
+        <w:rPr>
+          <w:szCs w:val="24"/>
+        </w:rPr>
+        <w:t>teams</w:t>
+      </w:r>
+      <w:proofErr w:type="gramEnd"/>
+      <w:r>
+        <w:rPr>
+          <w:szCs w:val="24"/>
+        </w:rPr>
+        <w:t xml:space="preserve"> faster visibility into daily business metrics.</w:t>
       </w:r>
     </w:p>
     <w:p>
       <w:pPr>
-        <w:pStyle w:val="ListParagraph"/>
         <w:numPr>
           <w:ilvl w:val="0"/>
           <w:numId w:val="25"/>
@@ -1647,12 +1783,25 @@
         <w:rPr>
           <w:szCs w:val="24"/>
         </w:rPr>
-        <w:t>Fixed a major race-condition issue in asynchronous order updates by introducing idempotent API handling, optimistic UI rollback, and backend transaction checks.</w:t>
+        <w:t xml:space="preserve">Reduced slow report generation by </w:t>
+      </w:r>
+      <w:r>
+        <w:rPr>
+          <w:b/>
+          <w:bCs/>
+          <w:szCs w:val="24"/>
+        </w:rPr>
+        <w:t>37%</w:t>
+      </w:r>
+      <w:r>
+        <w:rPr>
+          <w:szCs w:val="24"/>
+        </w:rPr>
+        <w:t xml:space="preserve"> after profiling heavy MySQL 5.7 queries, adding composite indexes, and moving repeated calculations into optimized backend services.</w:t>
       </w:r>
     </w:p>
     <w:p>
       <w:pPr>
-        <w:pStyle w:val="ListParagraph"/>
         <w:numPr>
           <w:ilvl w:val="0"/>
           <w:numId w:val="25"/>
@@ -1667,26 +1816,53 @@
         <w:rPr>
           <w:szCs w:val="24"/>
         </w:rPr>
-        <w:t xml:space="preserve">Implemented </w:t>
+        <w:t xml:space="preserve">Fixed an issue where </w:t>
       </w:r>
       <w:proofErr w:type="spellStart"/>
       <w:r>
         <w:rPr>
           <w:szCs w:val="24"/>
         </w:rPr>
-        <w:t>Vuex</w:t>
+        <w:t>timezone</w:t>
       </w:r>
       <w:proofErr w:type="spellEnd"/>
       <w:r>
         <w:rPr>
           <w:szCs w:val="24"/>
         </w:rPr>
-        <w:t xml:space="preserve"> modules for complex workflow state, replacing scattered component-level state and improving developer onboarding speed across the team.</w:t>
+        <w:t xml:space="preserve"> conversion errors caused incorrect appointment windows, standardizing UTC storage and applying user-level </w:t>
+      </w:r>
+      <w:proofErr w:type="spellStart"/>
+      <w:r>
+        <w:rPr>
+          <w:szCs w:val="24"/>
+        </w:rPr>
+        <w:t>timezone</w:t>
+      </w:r>
+      <w:proofErr w:type="spellEnd"/>
+      <w:r>
+        <w:rPr>
+          <w:szCs w:val="24"/>
+        </w:rPr>
+        <w:t xml:space="preserve"> formatting in </w:t>
+      </w:r>
+      <w:proofErr w:type="spellStart"/>
+      <w:r>
+        <w:rPr>
+          <w:szCs w:val="24"/>
+        </w:rPr>
+        <w:t>Vue</w:t>
+      </w:r>
+      <w:proofErr w:type="spellEnd"/>
+      <w:r>
+        <w:rPr>
+          <w:szCs w:val="24"/>
+        </w:rPr>
+        <w:t xml:space="preserve"> components.</w:t>
       </w:r>
     </w:p>
     <w:p>
       <w:pPr>
-        <w:pStyle w:val="ListParagraph"/>
         <w:numPr>
           <w:ilvl w:val="0"/>
           <w:numId w:val="25"/>
@@ -1701,50 +1877,25 @@
         <w:rPr>
           <w:szCs w:val="24"/>
         </w:rPr>
-        <w:t xml:space="preserve">Created reusable data-table, search, filter, and export components in </w:t>
+        <w:t xml:space="preserve">Built secure authentication flows with </w:t>
       </w:r>
       <w:proofErr w:type="spellStart"/>
       <w:r>
         <w:rPr>
-          <w:b/>
-          <w:bCs/>
-          <w:szCs w:val="24"/>
-        </w:rPr>
-        <w:t>Vue</w:t>
+          <w:szCs w:val="24"/>
+        </w:rPr>
+        <w:t>Laravel</w:t>
       </w:r>
       <w:proofErr w:type="spellEnd"/>
       <w:r>
         <w:rPr>
-          <w:b/>
-          <w:bCs/>
-          <w:szCs w:val="24"/>
-        </w:rPr>
-        <w:t xml:space="preserve"> 2</w:t>
-      </w:r>
-      <w:r>
-        <w:rPr>
-          <w:szCs w:val="24"/>
-        </w:rPr>
-        <w:t xml:space="preserve">, helping </w:t>
-      </w:r>
-      <w:proofErr w:type="gramStart"/>
-      <w:r>
-        <w:rPr>
-          <w:szCs w:val="24"/>
-        </w:rPr>
-        <w:t>teams</w:t>
-      </w:r>
-      <w:proofErr w:type="gramEnd"/>
-      <w:r>
-        <w:rPr>
-          <w:szCs w:val="24"/>
-        </w:rPr>
-        <w:t xml:space="preserve"> ship admin dashboards faster with consistent UX behavior.</w:t>
+          <w:szCs w:val="24"/>
+        </w:rPr>
+        <w:t xml:space="preserve"> middleware, token-based sessions, password reset handling, and permission checks for multi-role customer and admin environments.</w:t>
       </w:r>
     </w:p>
     <w:p>
       <w:pPr>
-        <w:pStyle w:val="ListParagraph"/>
         <w:numPr>
           <w:ilvl w:val="0"/>
           <w:numId w:val="25"/>
@@ -1759,26 +1910,25 @@
         <w:rPr>
           <w:szCs w:val="24"/>
         </w:rPr>
-        <w:t xml:space="preserve">Improved backend throughput by adding </w:t>
-      </w:r>
-      <w:proofErr w:type="spellStart"/>
-      <w:r>
-        <w:rPr>
-          <w:szCs w:val="24"/>
-        </w:rPr>
-        <w:t>Redis</w:t>
-      </w:r>
-      <w:proofErr w:type="spellEnd"/>
-      <w:r>
-        <w:rPr>
-          <w:szCs w:val="24"/>
-        </w:rPr>
-        <w:t xml:space="preserve"> caching, query tuning, and pagination safeguards for large reporting screens used by operations teams.</w:t>
+        <w:t xml:space="preserve">Improved form-heavy user interfaces by adding reusable validation components, server-side error mapping, and clearer field-level feedback across </w:t>
+      </w:r>
+      <w:r>
+        <w:rPr>
+          <w:b/>
+          <w:bCs/>
+          <w:szCs w:val="24"/>
+        </w:rPr>
+        <w:t>Vue.js 2.x</w:t>
+      </w:r>
+      <w:r>
+        <w:rPr>
+          <w:szCs w:val="24"/>
+        </w:rPr>
+        <w:t xml:space="preserve"> applications.</w:t>
       </w:r>
     </w:p>
     <w:p>
       <w:pPr>
-        <w:pStyle w:val="ListParagraph"/>
         <w:numPr>
           <w:ilvl w:val="0"/>
           <w:numId w:val="25"/>
@@ -1793,26 +1943,39 @@
         <w:rPr>
           <w:szCs w:val="24"/>
         </w:rPr>
-        <w:t xml:space="preserve">Supported gradual migration from older Node.js 8–10 services to </w:t>
-      </w:r>
-      <w:r>
-        <w:rPr>
-          <w:b/>
-          <w:bCs/>
-          <w:szCs w:val="24"/>
-        </w:rPr>
-        <w:t>Node.js 12–14</w:t>
-      </w:r>
-      <w:r>
-        <w:rPr>
-          <w:szCs w:val="24"/>
-        </w:rPr>
-        <w:t>, resolving dependency conflicts and updating build pipelines.</w:t>
+        <w:t xml:space="preserve">Integrated payment, notification, and document-generation services through </w:t>
+      </w:r>
+      <w:r>
+        <w:rPr>
+          <w:b/>
+          <w:bCs/>
+          <w:szCs w:val="24"/>
+        </w:rPr>
+        <w:t>PHP 7.x</w:t>
+      </w:r>
+      <w:r>
+        <w:rPr>
+          <w:szCs w:val="24"/>
+        </w:rPr>
+        <w:t xml:space="preserve"> APIs, handling retries, </w:t>
+      </w:r>
+      <w:proofErr w:type="spellStart"/>
+      <w:r>
+        <w:rPr>
+          <w:szCs w:val="24"/>
+        </w:rPr>
+        <w:t>webhook</w:t>
+      </w:r>
+      <w:proofErr w:type="spellEnd"/>
+      <w:r>
+        <w:rPr>
+          <w:szCs w:val="24"/>
+        </w:rPr>
+        <w:t xml:space="preserve"> validation, and failure logging for better operational reliability.</w:t>
       </w:r>
     </w:p>
     <w:p>
       <w:pPr>
-        <w:pStyle w:val="ListParagraph"/>
         <w:numPr>
           <w:ilvl w:val="0"/>
           <w:numId w:val="25"/>
@@ -1827,26 +1990,25 @@
         <w:rPr>
           <w:szCs w:val="24"/>
         </w:rPr>
-        <w:t xml:space="preserve">Integrated third-party APIs for payments, shipping, notifications, and identity verification with retry logic, </w:t>
+        <w:t xml:space="preserve">Helped move manual deployments into </w:t>
       </w:r>
       <w:proofErr w:type="spellStart"/>
       <w:r>
         <w:rPr>
           <w:szCs w:val="24"/>
         </w:rPr>
-        <w:t>webhook</w:t>
+        <w:t>GitLab</w:t>
       </w:r>
       <w:proofErr w:type="spellEnd"/>
       <w:r>
         <w:rPr>
           <w:szCs w:val="24"/>
         </w:rPr>
-        <w:t xml:space="preserve"> validation, and failure logging.</w:t>
+        <w:t xml:space="preserve"> CI pipelines with build validation, test execution, artifact handling, and safer rollback steps for client production releases.</w:t>
       </w:r>
     </w:p>
     <w:p>
       <w:pPr>
-        <w:pStyle w:val="ListParagraph"/>
         <w:numPr>
           <w:ilvl w:val="0"/>
           <w:numId w:val="25"/>
@@ -1861,26 +2023,25 @@
         <w:rPr>
           <w:szCs w:val="24"/>
         </w:rPr>
-        <w:t xml:space="preserve">Added Cypress regression tests around critical user flows, reducing release-blocking UI defects by </w:t>
-      </w:r>
-      <w:r>
-        <w:rPr>
-          <w:b/>
-          <w:bCs/>
-          <w:szCs w:val="24"/>
-        </w:rPr>
-        <w:t>28%</w:t>
-      </w:r>
-      <w:r>
-        <w:rPr>
-          <w:szCs w:val="24"/>
-        </w:rPr>
-        <w:t xml:space="preserve"> across client projects.</w:t>
+        <w:t xml:space="preserve">Resolved a memory issue in a batch-processing job by chunking large database reads, moving long-running work into queues, and cutting job failures by </w:t>
+      </w:r>
+      <w:r>
+        <w:rPr>
+          <w:b/>
+          <w:bCs/>
+          <w:szCs w:val="24"/>
+        </w:rPr>
+        <w:t>45%</w:t>
+      </w:r>
+      <w:r>
+        <w:rPr>
+          <w:szCs w:val="24"/>
+        </w:rPr>
+        <w:t>.</w:t>
       </w:r>
     </w:p>
     <w:p>
       <w:pPr>
-        <w:pStyle w:val="ListParagraph"/>
         <w:numPr>
           <w:ilvl w:val="0"/>
           <w:numId w:val="25"/>
@@ -1895,21 +2056,53 @@
         <w:rPr>
           <w:szCs w:val="24"/>
         </w:rPr>
-        <w:t xml:space="preserve">Collaborated with QA to reproduce browser-specific bugs, isolate root causes, and patch </w:t>
+        <w:t xml:space="preserve">Used </w:t>
       </w:r>
       <w:proofErr w:type="spellStart"/>
       <w:r>
         <w:rPr>
-          <w:szCs w:val="24"/>
-        </w:rPr>
-        <w:t>Vue</w:t>
+          <w:b/>
+          <w:bCs/>
+          <w:szCs w:val="24"/>
+        </w:rPr>
+        <w:t>Laravel</w:t>
       </w:r>
       <w:proofErr w:type="spellEnd"/>
       <w:r>
         <w:rPr>
           <w:szCs w:val="24"/>
         </w:rPr>
-        <w:t xml:space="preserve"> rendering issues caused by reactive state misuse.</w:t>
+        <w:t xml:space="preserve">, </w:t>
+      </w:r>
+      <w:proofErr w:type="spellStart"/>
+      <w:r>
+        <w:rPr>
+          <w:b/>
+          <w:bCs/>
+          <w:szCs w:val="24"/>
+        </w:rPr>
+        <w:t>Symfony</w:t>
+      </w:r>
+      <w:proofErr w:type="spellEnd"/>
+      <w:r>
+        <w:rPr>
+          <w:szCs w:val="24"/>
+        </w:rPr>
+        <w:t xml:space="preserve">, and </w:t>
+      </w:r>
+      <w:r>
+        <w:rPr>
+          <w:b/>
+          <w:bCs/>
+          <w:szCs w:val="24"/>
+        </w:rPr>
+        <w:t>Vue.js</w:t>
+      </w:r>
+      <w:r>
+        <w:rPr>
+          <w:szCs w:val="24"/>
+        </w:rPr>
+        <w:t xml:space="preserve"> flexibly depending on client architecture, keeping solutions practical instead of forcing one framework into every project.</w:t>
       </w:r>
     </w:p>
     <w:p>
@@ -1977,7 +2170,7 @@
         <w:pStyle w:val="ListParagraph"/>
         <w:numPr>
           <w:ilvl w:val="0"/>
-          <w:numId w:val="27"/>
+          <w:numId w:val="29"/>
         </w:numPr>
         <w:spacing w:before="100" w:beforeAutospacing="1" w:after="100" w:afterAutospacing="1"/>
         <w:jc w:val="both"/>
@@ -1989,49 +2182,59 @@
         <w:rPr>
           <w:szCs w:val="24"/>
         </w:rPr>
-        <w:t xml:space="preserve">Built responsive client portals and </w:t>
+        <w:t xml:space="preserve">Built custom e-commerce and marketing platforms with </w:t>
+      </w:r>
+      <w:r>
+        <w:rPr>
+          <w:b/>
+          <w:bCs/>
+          <w:szCs w:val="24"/>
+        </w:rPr>
+        <w:t>PHP 5.6–7.0</w:t>
+      </w:r>
+      <w:r>
+        <w:rPr>
+          <w:szCs w:val="24"/>
+        </w:rPr>
+        <w:t xml:space="preserve">, </w:t>
       </w:r>
       <w:proofErr w:type="spellStart"/>
       <w:r>
         <w:rPr>
-          <w:szCs w:val="24"/>
-        </w:rPr>
-        <w:t>eCommerce</w:t>
+          <w:b/>
+          <w:bCs/>
+          <w:szCs w:val="24"/>
+        </w:rPr>
+        <w:t>Laravel</w:t>
       </w:r>
       <w:proofErr w:type="spellEnd"/>
       <w:r>
         <w:rPr>
-          <w:szCs w:val="24"/>
-        </w:rPr>
-        <w:t xml:space="preserve"> dashboards using </w:t>
-      </w:r>
-      <w:r>
-        <w:rPr>
-          <w:b/>
-          <w:bCs/>
-          <w:szCs w:val="24"/>
-        </w:rPr>
-        <w:t>Vue.js 2.x</w:t>
-      </w:r>
-      <w:r>
-        <w:rPr>
-          <w:szCs w:val="24"/>
-        </w:rPr>
-        <w:t xml:space="preserve">, Node.js, Express, MySQL, MongoDB, and </w:t>
-      </w:r>
-      <w:proofErr w:type="spellStart"/>
-      <w:r>
-        <w:rPr>
-          <w:szCs w:val="24"/>
-        </w:rPr>
-        <w:t>BootstrapVue</w:t>
-      </w:r>
-      <w:proofErr w:type="spellEnd"/>
-      <w:r>
-        <w:rPr>
-          <w:szCs w:val="24"/>
-        </w:rPr>
-        <w:t xml:space="preserve"> for digital agency clients.</w:t>
+          <w:b/>
+          <w:bCs/>
+          <w:szCs w:val="24"/>
+        </w:rPr>
+        <w:t xml:space="preserve"> 4.2–5.2</w:t>
+      </w:r>
+      <w:r>
+        <w:rPr>
+          <w:szCs w:val="24"/>
+        </w:rPr>
+        <w:t xml:space="preserve">, MySQL 5.x, jQuery, Bootstrap, and early </w:t>
+      </w:r>
+      <w:r>
+        <w:rPr>
+          <w:b/>
+          <w:bCs/>
+          <w:szCs w:val="24"/>
+        </w:rPr>
+        <w:t>Vue.js 1.x</w:t>
+      </w:r>
+      <w:r>
+        <w:rPr>
+          <w:szCs w:val="24"/>
+        </w:rPr>
+        <w:t xml:space="preserve"> components where reactive UI improved usability.</w:t>
       </w:r>
     </w:p>
     <w:p>
@@ -2039,7 +2242,7 @@
         <w:pStyle w:val="ListParagraph"/>
         <w:numPr>
           <w:ilvl w:val="0"/>
-          <w:numId w:val="27"/>
+          <w:numId w:val="29"/>
         </w:numPr>
         <w:spacing w:before="100" w:beforeAutospacing="1" w:after="100" w:afterAutospacing="1"/>
         <w:jc w:val="both"/>
@@ -2051,21 +2254,7 @@
         <w:rPr>
           <w:szCs w:val="24"/>
         </w:rPr>
-        <w:t xml:space="preserve">Converted older server-rendered pages into </w:t>
-      </w:r>
-      <w:proofErr w:type="spellStart"/>
-      <w:r>
-        <w:rPr>
-          <w:szCs w:val="24"/>
-        </w:rPr>
-        <w:t>Vue</w:t>
-      </w:r>
-      <w:proofErr w:type="spellEnd"/>
-      <w:r>
-        <w:rPr>
-          <w:szCs w:val="24"/>
-        </w:rPr>
-        <w:t>-based interactive modules, improving user experience while keeping existing backend routes stable.</w:t>
+        <w:t>Implemented product catalog, checkout, contact, and CMS workflows with clean PHP service layers, practical database schemas, and maintainable admin interfaces for non-technical users.</w:t>
       </w:r>
     </w:p>
     <w:p>
@@ -2073,7 +2262,7 @@
         <w:pStyle w:val="ListParagraph"/>
         <w:numPr>
           <w:ilvl w:val="0"/>
-          <w:numId w:val="27"/>
+          <w:numId w:val="29"/>
         </w:numPr>
         <w:spacing w:before="100" w:beforeAutospacing="1" w:after="100" w:afterAutospacing="1"/>
         <w:jc w:val="both"/>
@@ -2085,21 +2274,21 @@
         <w:rPr>
           <w:szCs w:val="24"/>
         </w:rPr>
-        <w:t xml:space="preserve">Implemented product search, cart workflows, admin reporting, and CMS-style content features with reusable </w:t>
-      </w:r>
-      <w:proofErr w:type="spellStart"/>
-      <w:r>
-        <w:rPr>
-          <w:szCs w:val="24"/>
-        </w:rPr>
-        <w:t>Vue</w:t>
-      </w:r>
-      <w:proofErr w:type="spellEnd"/>
-      <w:r>
-        <w:rPr>
-          <w:szCs w:val="24"/>
-        </w:rPr>
-        <w:t xml:space="preserve"> components and REST API integrations.</w:t>
+        <w:t xml:space="preserve">Added early </w:t>
+      </w:r>
+      <w:r>
+        <w:rPr>
+          <w:b/>
+          <w:bCs/>
+          <w:szCs w:val="24"/>
+        </w:rPr>
+        <w:t>Vue.js 1.x</w:t>
+      </w:r>
+      <w:r>
+        <w:rPr>
+          <w:szCs w:val="24"/>
+        </w:rPr>
+        <w:t xml:space="preserve"> widgets for dynamic search filters, cart updates, and form previews, reducing full-page reloads and making customer-facing flows feel faster.</w:t>
       </w:r>
     </w:p>
     <w:p>
@@ -2107,7 +2296,7 @@
         <w:pStyle w:val="ListParagraph"/>
         <w:numPr>
           <w:ilvl w:val="0"/>
-          <w:numId w:val="27"/>
+          <w:numId w:val="29"/>
         </w:numPr>
         <w:spacing w:before="100" w:beforeAutospacing="1" w:after="100" w:afterAutospacing="1"/>
         <w:jc w:val="both"/>
@@ -2115,25 +2304,33 @@
           <w:szCs w:val="24"/>
         </w:rPr>
       </w:pPr>
-      <w:r>
-        <w:rPr>
-          <w:szCs w:val="24"/>
-        </w:rPr>
-        <w:t xml:space="preserve">Solved a recurring checkout bug caused by duplicate submission events by adding frontend guards, backend </w:t>
+      <w:proofErr w:type="gramStart"/>
+      <w:r>
+        <w:rPr>
+          <w:szCs w:val="24"/>
+        </w:rPr>
+        <w:t>Migrated</w:t>
+      </w:r>
+      <w:proofErr w:type="gramEnd"/>
+      <w:r>
+        <w:rPr>
+          <w:szCs w:val="24"/>
+        </w:rPr>
+        <w:t xml:space="preserve"> several older procedural PHP pages into </w:t>
       </w:r>
       <w:proofErr w:type="spellStart"/>
       <w:r>
         <w:rPr>
           <w:szCs w:val="24"/>
         </w:rPr>
-        <w:t>idempotency</w:t>
+        <w:t>Laravel</w:t>
       </w:r>
       <w:proofErr w:type="spellEnd"/>
       <w:r>
         <w:rPr>
           <w:szCs w:val="24"/>
         </w:rPr>
-        <w:t xml:space="preserve"> keys, and stronger payment logging.</w:t>
+        <w:t xml:space="preserve"> controllers, Blade templates, validation rules, and reusable models without disrupting active client websites.</w:t>
       </w:r>
     </w:p>
     <w:p>
@@ -2141,7 +2338,7 @@
         <w:pStyle w:val="ListParagraph"/>
         <w:numPr>
           <w:ilvl w:val="0"/>
-          <w:numId w:val="27"/>
+          <w:numId w:val="29"/>
         </w:numPr>
         <w:spacing w:before="100" w:beforeAutospacing="1" w:after="100" w:afterAutospacing="1"/>
         <w:jc w:val="both"/>
@@ -2153,7 +2350,7 @@
         <w:rPr>
           <w:szCs w:val="24"/>
         </w:rPr>
-        <w:t>Improved page performance by optimizing images, reducing JavaScript bundle size, and caching API responses for high-traffic marketing pages.</w:t>
+        <w:t>Fixed a checkout bug where duplicate payment callbacks created repeated order records, adding transaction checks and callback verification to protect revenue workflows.</w:t>
       </w:r>
     </w:p>
     <w:p>
@@ -2161,7 +2358,7 @@
         <w:pStyle w:val="ListParagraph"/>
         <w:numPr>
           <w:ilvl w:val="0"/>
-          <w:numId w:val="27"/>
+          <w:numId w:val="29"/>
         </w:numPr>
         <w:spacing w:before="100" w:beforeAutospacing="1" w:after="100" w:afterAutospacing="1"/>
         <w:jc w:val="both"/>
@@ -2173,7 +2370,36 @@
         <w:rPr>
           <w:szCs w:val="24"/>
         </w:rPr>
-        <w:t>Built Node.js middleware for authentication, file uploads, email notifications, and third-party API connections across multiple client projects.</w:t>
+        <w:lastRenderedPageBreak/>
+        <w:t xml:space="preserve">Improved page load speed by </w:t>
+      </w:r>
+      <w:r>
+        <w:rPr>
+          <w:b/>
+          <w:bCs/>
+          <w:szCs w:val="24"/>
+        </w:rPr>
+        <w:t>34%</w:t>
+      </w:r>
+      <w:r>
+        <w:rPr>
+          <w:szCs w:val="24"/>
+        </w:rPr>
+        <w:t xml:space="preserve"> using image optimization, asset </w:t>
+      </w:r>
+      <w:proofErr w:type="spellStart"/>
+      <w:r>
+        <w:rPr>
+          <w:szCs w:val="24"/>
+        </w:rPr>
+        <w:t>minification</w:t>
+      </w:r>
+      <w:proofErr w:type="spellEnd"/>
+      <w:r>
+        <w:rPr>
+          <w:szCs w:val="24"/>
+        </w:rPr>
+        <w:t>, query cleanup, browser caching, and simpler frontend rendering patterns.</w:t>
       </w:r>
     </w:p>
     <w:p>
@@ -2181,7 +2407,7 @@
         <w:pStyle w:val="ListParagraph"/>
         <w:numPr>
           <w:ilvl w:val="0"/>
-          <w:numId w:val="27"/>
+          <w:numId w:val="29"/>
         </w:numPr>
         <w:spacing w:before="100" w:beforeAutospacing="1" w:after="100" w:afterAutospacing="1"/>
         <w:jc w:val="both"/>
@@ -2193,22 +2419,21 @@
         <w:rPr>
           <w:szCs w:val="24"/>
         </w:rPr>
-        <w:lastRenderedPageBreak/>
-        <w:t xml:space="preserve">Created MySQL indexes and query refactors for reporting dashboards, reducing slow page responses by </w:t>
-      </w:r>
-      <w:r>
-        <w:rPr>
-          <w:b/>
-          <w:bCs/>
-          <w:szCs w:val="24"/>
-        </w:rPr>
-        <w:t>33%</w:t>
-      </w:r>
-      <w:r>
-        <w:rPr>
-          <w:szCs w:val="24"/>
-        </w:rPr>
-        <w:t xml:space="preserve"> under heavier client data volumes.</w:t>
+        <w:t xml:space="preserve">Integrated Stripe, PayPal, </w:t>
+      </w:r>
+      <w:proofErr w:type="spellStart"/>
+      <w:r>
+        <w:rPr>
+          <w:szCs w:val="24"/>
+        </w:rPr>
+        <w:t>Mailchimp</w:t>
+      </w:r>
+      <w:proofErr w:type="spellEnd"/>
+      <w:r>
+        <w:rPr>
+          <w:szCs w:val="24"/>
+        </w:rPr>
+        <w:t>, and shipping APIs through PHP services, adding error handling and admin logs so client teams could resolve issues faster.</w:t>
       </w:r>
     </w:p>
     <w:p>
@@ -2216,7 +2441,7 @@
         <w:pStyle w:val="ListParagraph"/>
         <w:numPr>
           <w:ilvl w:val="0"/>
-          <w:numId w:val="27"/>
+          <w:numId w:val="29"/>
         </w:numPr>
         <w:spacing w:before="100" w:beforeAutospacing="1" w:after="100" w:afterAutospacing="1"/>
         <w:jc w:val="both"/>
@@ -2228,7 +2453,7 @@
         <w:rPr>
           <w:szCs w:val="24"/>
         </w:rPr>
-        <w:t>Supported migration from callback-heavy Node.js code to Promise-based services, improving readability and reducing nested error-handling problems.</w:t>
+        <w:t>Created responsive layouts with Bootstrap 3.x, SCSS, and mobile-first UI adjustments, improving usability across desktop, tablet, and mobile storefront visitors.</w:t>
       </w:r>
     </w:p>
     <w:p>
@@ -2236,7 +2461,7 @@
         <w:pStyle w:val="ListParagraph"/>
         <w:numPr>
           <w:ilvl w:val="0"/>
-          <w:numId w:val="27"/>
+          <w:numId w:val="29"/>
         </w:numPr>
         <w:spacing w:before="100" w:beforeAutospacing="1" w:after="100" w:afterAutospacing="1"/>
         <w:jc w:val="both"/>
@@ -2248,7 +2473,69 @@
         <w:rPr>
           <w:szCs w:val="24"/>
         </w:rPr>
-        <w:t>Worked flexibly across frontend, backend, QA fixes, deployment support, and client feedback cycles to keep small-team delivery predictable.</w:t>
+        <w:t xml:space="preserve">Reduced production hotfix frequency by </w:t>
+      </w:r>
+      <w:r>
+        <w:rPr>
+          <w:b/>
+          <w:bCs/>
+          <w:szCs w:val="24"/>
+        </w:rPr>
+        <w:t>26%</w:t>
+      </w:r>
+      <w:r>
+        <w:rPr>
+          <w:szCs w:val="24"/>
+        </w:rPr>
+        <w:t xml:space="preserve"> by adding clearer deployment checklists, manual QA scripts, and safer staging verification before client releases.</w:t>
+      </w:r>
+    </w:p>
+    <w:p>
+      <w:pPr>
+        <w:pStyle w:val="ListParagraph"/>
+        <w:numPr>
+          <w:ilvl w:val="0"/>
+          <w:numId w:val="29"/>
+        </w:numPr>
+        <w:spacing w:before="100" w:beforeAutospacing="1" w:after="100" w:afterAutospacing="1"/>
+        <w:jc w:val="both"/>
+        <w:rPr>
+          <w:szCs w:val="24"/>
+        </w:rPr>
+      </w:pPr>
+      <w:r>
+        <w:rPr>
+          <w:szCs w:val="24"/>
+        </w:rPr>
+        <w:t xml:space="preserve">Balanced frontend, backend, database, and server configuration tasks across small teams, applying </w:t>
+      </w:r>
+      <w:r>
+        <w:rPr>
+          <w:b/>
+          <w:bCs/>
+          <w:szCs w:val="24"/>
+        </w:rPr>
+        <w:t>PHP</w:t>
+      </w:r>
+      <w:r>
+        <w:rPr>
+          <w:szCs w:val="24"/>
+        </w:rPr>
+        <w:t xml:space="preserve"> and </w:t>
+      </w:r>
+      <w:r>
+        <w:rPr>
+          <w:b/>
+          <w:bCs/>
+          <w:szCs w:val="24"/>
+        </w:rPr>
+        <w:t>Vue.js</w:t>
+      </w:r>
+      <w:r>
+        <w:rPr>
+          <w:szCs w:val="24"/>
+        </w:rPr>
+        <w:t xml:space="preserve"> flexibly to match each client’s budget and timeline.</w:t>
       </w:r>
     </w:p>
     <w:p>
@@ -2310,7 +2597,7 @@
         <w:pStyle w:val="ListParagraph"/>
         <w:numPr>
           <w:ilvl w:val="0"/>
-          <w:numId w:val="28"/>
+          <w:numId w:val="30"/>
         </w:numPr>
         <w:spacing w:before="100" w:beforeAutospacing="1" w:after="100" w:afterAutospacing="1"/>
         <w:jc w:val="both"/>
@@ -2322,21 +2609,21 @@
         <w:rPr>
           <w:szCs w:val="24"/>
         </w:rPr>
-        <w:t xml:space="preserve">Supported web application development using early </w:t>
-      </w:r>
-      <w:r>
-        <w:rPr>
-          <w:b/>
-          <w:bCs/>
-          <w:szCs w:val="24"/>
-        </w:rPr>
-        <w:t>Vue.js 1.x–2.x</w:t>
-      </w:r>
-      <w:r>
-        <w:rPr>
-          <w:szCs w:val="24"/>
-        </w:rPr>
-        <w:t>, JavaScript, Node.js, Express, MySQL, HTML, CSS, and Bootstrap.</w:t>
+        <w:t xml:space="preserve">Developed internal business websites and admin tools with </w:t>
+      </w:r>
+      <w:r>
+        <w:rPr>
+          <w:b/>
+          <w:bCs/>
+          <w:szCs w:val="24"/>
+        </w:rPr>
+        <w:t>PHP 5.x</w:t>
+      </w:r>
+      <w:r>
+        <w:rPr>
+          <w:szCs w:val="24"/>
+        </w:rPr>
+        <w:t>, MySQL 5.x, JavaScript, jQuery, HTML5, CSS3, and Bootstrap during early full-stack project delivery.</w:t>
       </w:r>
     </w:p>
     <w:p>
@@ -2344,7 +2631,7 @@
         <w:pStyle w:val="ListParagraph"/>
         <w:numPr>
           <w:ilvl w:val="0"/>
-          <w:numId w:val="28"/>
+          <w:numId w:val="30"/>
         </w:numPr>
         <w:spacing w:before="100" w:beforeAutospacing="1" w:after="100" w:afterAutospacing="1"/>
         <w:jc w:val="both"/>
@@ -2356,7 +2643,7 @@
         <w:rPr>
           <w:szCs w:val="24"/>
         </w:rPr>
-        <w:t>Built form-heavy admin screens, reusable UI elements, and simple dashboard widgets for internal business users and customer support workflows.</w:t>
+        <w:t>Maintained legacy PHP pages by cleaning duplicated logic, improving SQL safety, and organizing reusable includes before larger framework migrations became practical.</w:t>
       </w:r>
     </w:p>
     <w:p>
@@ -2364,7 +2651,7 @@
         <w:pStyle w:val="ListParagraph"/>
         <w:numPr>
           <w:ilvl w:val="0"/>
-          <w:numId w:val="28"/>
+          <w:numId w:val="30"/>
         </w:numPr>
         <w:spacing w:before="100" w:beforeAutospacing="1" w:after="100" w:afterAutospacing="1"/>
         <w:jc w:val="both"/>
@@ -2376,7 +2663,21 @@
         <w:rPr>
           <w:szCs w:val="24"/>
         </w:rPr>
-        <w:t>Fixed frontend validation bugs, layout issues, and inconsistent API response handling that caused user confusion during account update workflows.</w:t>
+        <w:t xml:space="preserve">Built admin screens for managing users, content, product records, and reporting data, giving business </w:t>
+      </w:r>
+      <w:proofErr w:type="gramStart"/>
+      <w:r>
+        <w:rPr>
+          <w:szCs w:val="24"/>
+        </w:rPr>
+        <w:t>teams</w:t>
+      </w:r>
+      <w:proofErr w:type="gramEnd"/>
+      <w:r>
+        <w:rPr>
+          <w:szCs w:val="24"/>
+        </w:rPr>
+        <w:t xml:space="preserve"> faster control over daily operational updates.</w:t>
       </w:r>
     </w:p>
     <w:p>
@@ -2384,7 +2685,7 @@
         <w:pStyle w:val="ListParagraph"/>
         <w:numPr>
           <w:ilvl w:val="0"/>
-          <w:numId w:val="28"/>
+          <w:numId w:val="30"/>
         </w:numPr>
         <w:spacing w:before="100" w:beforeAutospacing="1" w:after="100" w:afterAutospacing="1"/>
         <w:jc w:val="both"/>
@@ -2396,7 +2697,7 @@
         <w:rPr>
           <w:szCs w:val="24"/>
         </w:rPr>
-        <w:t>Created basic Node.js endpoints for user records, notifications, and reporting features while learning secure routing and structured error responses.</w:t>
+        <w:t>Fixed form validation issues where incomplete server-side checks allowed inconsistent records, adding stricter PHP validation and clearer frontend error messages.</w:t>
       </w:r>
     </w:p>
     <w:p>
@@ -2404,7 +2705,7 @@
         <w:pStyle w:val="ListParagraph"/>
         <w:numPr>
           <w:ilvl w:val="0"/>
-          <w:numId w:val="28"/>
+          <w:numId w:val="30"/>
         </w:numPr>
         <w:spacing w:before="100" w:beforeAutospacing="1" w:after="100" w:afterAutospacing="1"/>
         <w:jc w:val="both"/>
@@ -2416,21 +2717,7 @@
         <w:rPr>
           <w:szCs w:val="24"/>
         </w:rPr>
-        <w:t xml:space="preserve">Assisted with migration of older JavaScript modules into </w:t>
-      </w:r>
-      <w:proofErr w:type="spellStart"/>
-      <w:r>
-        <w:rPr>
-          <w:szCs w:val="24"/>
-        </w:rPr>
-        <w:t>Vue</w:t>
-      </w:r>
-      <w:proofErr w:type="spellEnd"/>
-      <w:r>
-        <w:rPr>
-          <w:szCs w:val="24"/>
-        </w:rPr>
-        <w:t xml:space="preserve"> components, helping the team reduce duplicated DOM manipulation logic.</w:t>
+        <w:t>Improved MySQL query performance by adding basic indexes, removing unnecessary joins, and simplifying list views that were slow under larger data sets.</w:t>
       </w:r>
     </w:p>
     <w:p>
@@ -2438,7 +2725,7 @@
         <w:pStyle w:val="ListParagraph"/>
         <w:numPr>
           <w:ilvl w:val="0"/>
-          <w:numId w:val="28"/>
+          <w:numId w:val="30"/>
         </w:numPr>
         <w:spacing w:before="100" w:beforeAutospacing="1" w:after="100" w:afterAutospacing="1"/>
         <w:jc w:val="both"/>
@@ -2450,7 +2737,31 @@
         <w:rPr>
           <w:szCs w:val="24"/>
         </w:rPr>
-        <w:t>Improved SQL queries and added simple indexes for frequently used list pages, reducing loading delays for support staff.</w:t>
+        <w:t xml:space="preserve">Supported migration planning from custom PHP structures toward </w:t>
+      </w:r>
+      <w:proofErr w:type="spellStart"/>
+      <w:r>
+        <w:rPr>
+          <w:b/>
+          <w:bCs/>
+          <w:szCs w:val="24"/>
+        </w:rPr>
+        <w:t>Laravel</w:t>
+      </w:r>
+      <w:proofErr w:type="spellEnd"/>
+      <w:r>
+        <w:rPr>
+          <w:b/>
+          <w:bCs/>
+          <w:szCs w:val="24"/>
+        </w:rPr>
+        <w:t xml:space="preserve"> 4.x–5.x</w:t>
+      </w:r>
+      <w:r>
+        <w:rPr>
+          <w:szCs w:val="24"/>
+        </w:rPr>
+        <w:t xml:space="preserve"> style patterns, separating routing, database access, and template responsibilities.</w:t>
       </w:r>
     </w:p>
     <w:p>
@@ -2458,7 +2769,7 @@
         <w:pStyle w:val="ListParagraph"/>
         <w:numPr>
           <w:ilvl w:val="0"/>
-          <w:numId w:val="28"/>
+          <w:numId w:val="30"/>
         </w:numPr>
         <w:spacing w:before="100" w:beforeAutospacing="1" w:after="100" w:afterAutospacing="1"/>
         <w:jc w:val="both"/>
@@ -2470,7 +2781,7 @@
         <w:rPr>
           <w:szCs w:val="24"/>
         </w:rPr>
-        <w:t>Worked with senior engineers to debug production issues, review logs, reproduce defects, and document fixes for future maintenance.</w:t>
+        <w:t>Implemented responsive UI fixes with Bootstrap and CSS media queries, improving mobile usability for client-facing pages that previously worked only on desktop.</w:t>
       </w:r>
     </w:p>
     <w:p>
@@ -2478,7 +2789,7 @@
         <w:pStyle w:val="ListParagraph"/>
         <w:numPr>
           <w:ilvl w:val="0"/>
-          <w:numId w:val="28"/>
+          <w:numId w:val="30"/>
         </w:numPr>
         <w:spacing w:before="100" w:beforeAutospacing="1" w:after="100" w:afterAutospacing="1"/>
         <w:jc w:val="both"/>
@@ -2490,7 +2801,7 @@
         <w:rPr>
           <w:szCs w:val="24"/>
         </w:rPr>
-        <w:t>Added unit tests for utility functions and API helpers, improving confidence around small but business-critical workflow changes.</w:t>
+        <w:t>Resolved session timeout and login redirect problems by reviewing PHP session configuration, cookie handling, and authentication flow edge cases.</w:t>
       </w:r>
     </w:p>
     <w:p>
@@ -2498,7 +2809,7 @@
         <w:pStyle w:val="ListParagraph"/>
         <w:numPr>
           <w:ilvl w:val="0"/>
-          <w:numId w:val="28"/>
+          <w:numId w:val="30"/>
         </w:numPr>
         <w:spacing w:before="100" w:beforeAutospacing="1" w:after="100" w:afterAutospacing="1"/>
         <w:jc w:val="both"/>
@@ -2510,7 +2821,21 @@
         <w:rPr>
           <w:szCs w:val="24"/>
         </w:rPr>
-        <w:t>Helped prepare release notes, deployment checklists, and QA verification steps to support smoother production releases.</w:t>
+        <w:t xml:space="preserve">Worked closely with senior engineers to debug production errors, read server logs, </w:t>
+      </w:r>
+      <w:proofErr w:type="gramStart"/>
+      <w:r>
+        <w:rPr>
+          <w:szCs w:val="24"/>
+        </w:rPr>
+        <w:t>test fixes carefully, and build</w:t>
+      </w:r>
+      <w:proofErr w:type="gramEnd"/>
+      <w:r>
+        <w:rPr>
+          <w:szCs w:val="24"/>
+        </w:rPr>
+        <w:t xml:space="preserve"> stronger habits around maintainable code.</w:t>
       </w:r>
     </w:p>
     <w:p>
@@ -2755,11 +3080,6 @@
         </w:rPr>
         <w:t>)</w:t>
       </w:r>
-    </w:p>
-    <w:p>
-      <w:pPr>
-        <w:pStyle w:val="experiencestentence"/>
-      </w:pPr>
     </w:p>
     <w:sectPr>
       <w:pgSz w:w="12240" w:h="15840"/>
@@ -4356,6 +4676,119 @@
     </w:lvl>
   </w:abstractNum>
   <w:abstractNum w:abstractNumId="14">
+    <w:nsid w:val="3A07567A"/>
+    <w:multiLevelType w:val="hybridMultilevel"/>
+    <w:tmpl w:val="88E8A76E"/>
+    <w:lvl w:ilvl="0" w:tplc="04090001">
+      <w:start w:val="1"/>
+      <w:numFmt w:val="bullet"/>
+      <w:lvlText w:val=""/>
+      <w:lvlJc w:val="left"/>
+      <w:pPr>
+        <w:ind w:left="360" w:hanging="360"/>
+      </w:pPr>
+      <w:rPr>
+        <w:rFonts w:ascii="Symbol" w:hAnsi="Symbol" w:hint="default"/>
+      </w:rPr>
+    </w:lvl>
+    <w:lvl w:ilvl="1" w:tplc="04090003" w:tentative="1">
+      <w:start w:val="1"/>
+      <w:numFmt w:val="bullet"/>
+      <w:lvlText w:val="o"/>
+      <w:lvlJc w:val="left"/>
+      <w:pPr>
+        <w:ind w:left="1080" w:hanging="360"/>
+      </w:pPr>
+      <w:rPr>
+        <w:rFonts w:ascii="Courier New" w:hAnsi="Courier New" w:cs="Courier New" w:hint="default"/>
+      </w:rPr>
+    </w:lvl>
+    <w:lvl w:ilvl="2" w:tplc="04090005" w:tentative="1">
+      <w:start w:val="1"/>
+      <w:numFmt w:val="bullet"/>
+      <w:lvlText w:val=""/>
+      <w:lvlJc w:val="left"/>
+      <w:pPr>
+        <w:ind w:left="1800" w:hanging="360"/>
+      </w:pPr>
+      <w:rPr>
+        <w:rFonts w:ascii="Wingdings" w:hAnsi="Wingdings" w:hint="default"/>
+      </w:rPr>
+    </w:lvl>
+    <w:lvl w:ilvl="3" w:tplc="04090001" w:tentative="1">
+      <w:start w:val="1"/>
+      <w:numFmt w:val="bullet"/>
+      <w:lvlText w:val=""/>
+      <w:lvlJc w:val="left"/>
+      <w:pPr>
+        <w:ind w:left="2520" w:hanging="360"/>
+      </w:pPr>
+      <w:rPr>
+        <w:rFonts w:ascii="Symbol" w:hAnsi="Symbol" w:hint="default"/>
+      </w:rPr>
+    </w:lvl>
+    <w:lvl w:ilvl="4" w:tplc="04090003" w:tentative="1">
+      <w:start w:val="1"/>
+      <w:numFmt w:val="bullet"/>
+      <w:lvlText w:val="o"/>
+      <w:lvlJc w:val="left"/>
+      <w:pPr>
+        <w:ind w:left="3240" w:hanging="360"/>
+      </w:pPr>
+      <w:rPr>
+        <w:rFonts w:ascii="Courier New" w:hAnsi="Courier New" w:cs="Courier New" w:hint="default"/>
+      </w:rPr>
+    </w:lvl>
+    <w:lvl w:ilvl="5" w:tplc="04090005" w:tentative="1">
+      <w:start w:val="1"/>
+      <w:numFmt w:val="bullet"/>
+      <w:lvlText w:val=""/>
+      <w:lvlJc w:val="left"/>
+      <w:pPr>
+        <w:ind w:left="3960" w:hanging="360"/>
+      </w:pPr>
+      <w:rPr>
+        <w:rFonts w:ascii="Wingdings" w:hAnsi="Wingdings" w:hint="default"/>
+      </w:rPr>
+    </w:lvl>
+    <w:lvl w:ilvl="6" w:tplc="04090001" w:tentative="1">
+      <w:start w:val="1"/>
+      <w:numFmt w:val="bullet"/>
+      <w:lvlText w:val=""/>
+      <w:lvlJc w:val="left"/>
+      <w:pPr>
+        <w:ind w:left="4680" w:hanging="360"/>
+      </w:pPr>
+      <w:rPr>
+        <w:rFonts w:ascii="Symbol" w:hAnsi="Symbol" w:hint="default"/>
+      </w:rPr>
+    </w:lvl>
+    <w:lvl w:ilvl="7" w:tplc="04090003" w:tentative="1">
+      <w:start w:val="1"/>
+      <w:numFmt w:val="bullet"/>
+      <w:lvlText w:val="o"/>
+      <w:lvlJc w:val="left"/>
+      <w:pPr>
+        <w:ind w:left="5400" w:hanging="360"/>
+      </w:pPr>
+      <w:rPr>
+        <w:rFonts w:ascii="Courier New" w:hAnsi="Courier New" w:cs="Courier New" w:hint="default"/>
+      </w:rPr>
+    </w:lvl>
+    <w:lvl w:ilvl="8" w:tplc="04090005" w:tentative="1">
+      <w:start w:val="1"/>
+      <w:numFmt w:val="bullet"/>
+      <w:lvlText w:val=""/>
+      <w:lvlJc w:val="left"/>
+      <w:pPr>
+        <w:ind w:left="6120" w:hanging="360"/>
+      </w:pPr>
+      <w:rPr>
+        <w:rFonts w:ascii="Wingdings" w:hAnsi="Wingdings" w:hint="default"/>
+      </w:rPr>
+    </w:lvl>
+  </w:abstractNum>
+  <w:abstractNum w:abstractNumId="15">
     <w:nsid w:val="45FC2407"/>
     <w:multiLevelType w:val="hybridMultilevel"/>
     <w:tmpl w:val="B58AEA5A"/>
@@ -4469,7 +4902,7 @@
       </w:rPr>
     </w:lvl>
   </w:abstractNum>
-  <w:abstractNum w:abstractNumId="15">
+  <w:abstractNum w:abstractNumId="16">
     <w:nsid w:val="46B0178E"/>
     <w:multiLevelType w:val="hybridMultilevel"/>
     <w:tmpl w:val="A7A4B01A"/>
@@ -4582,7 +5015,7 @@
       </w:rPr>
     </w:lvl>
   </w:abstractNum>
-  <w:abstractNum w:abstractNumId="16">
+  <w:abstractNum w:abstractNumId="17">
     <w:nsid w:val="564F6FD0"/>
     <w:multiLevelType w:val="hybridMultilevel"/>
     <w:tmpl w:val="A364B766"/>
@@ -4695,7 +5128,7 @@
       </w:rPr>
     </w:lvl>
   </w:abstractNum>
-  <w:abstractNum w:abstractNumId="17">
+  <w:abstractNum w:abstractNumId="18">
     <w:nsid w:val="5EFA5B7F"/>
     <w:multiLevelType w:val="hybridMultilevel"/>
     <w:tmpl w:val="BC908D72"/>
@@ -4808,7 +5241,7 @@
       </w:rPr>
     </w:lvl>
   </w:abstractNum>
-  <w:abstractNum w:abstractNumId="18">
+  <w:abstractNum w:abstractNumId="19">
     <w:nsid w:val="5FA03DC3"/>
     <w:multiLevelType w:val="hybridMultilevel"/>
     <w:tmpl w:val="6AD4A6C2"/>
@@ -4921,7 +5354,7 @@
       </w:rPr>
     </w:lvl>
   </w:abstractNum>
-  <w:abstractNum w:abstractNumId="19">
+  <w:abstractNum w:abstractNumId="20">
     <w:nsid w:val="60E046BA"/>
     <w:multiLevelType w:val="hybridMultilevel"/>
     <w:tmpl w:val="42529D7C"/>
@@ -5034,7 +5467,7 @@
       </w:rPr>
     </w:lvl>
   </w:abstractNum>
-  <w:abstractNum w:abstractNumId="20">
+  <w:abstractNum w:abstractNumId="21">
     <w:nsid w:val="60FE3727"/>
     <w:multiLevelType w:val="hybridMultilevel"/>
     <w:tmpl w:val="06E0FE5A"/>
@@ -5147,7 +5580,120 @@
       </w:rPr>
     </w:lvl>
   </w:abstractNum>
-  <w:abstractNum w:abstractNumId="21">
+  <w:abstractNum w:abstractNumId="22">
+    <w:nsid w:val="67752FC0"/>
+    <w:multiLevelType w:val="hybridMultilevel"/>
+    <w:tmpl w:val="2668CEF2"/>
+    <w:lvl w:ilvl="0" w:tplc="04090001">
+      <w:start w:val="1"/>
+      <w:numFmt w:val="bullet"/>
+      <w:lvlText w:val=""/>
+      <w:lvlJc w:val="left"/>
+      <w:pPr>
+        <w:ind w:left="360" w:hanging="360"/>
+      </w:pPr>
+      <w:rPr>
+        <w:rFonts w:ascii="Symbol" w:hAnsi="Symbol" w:hint="default"/>
+      </w:rPr>
+    </w:lvl>
+    <w:lvl w:ilvl="1" w:tplc="04090003" w:tentative="1">
+      <w:start w:val="1"/>
+      <w:numFmt w:val="bullet"/>
+      <w:lvlText w:val="o"/>
+      <w:lvlJc w:val="left"/>
+      <w:pPr>
+        <w:ind w:left="1080" w:hanging="360"/>
+      </w:pPr>
+      <w:rPr>
+        <w:rFonts w:ascii="Courier New" w:hAnsi="Courier New" w:cs="Courier New" w:hint="default"/>
+      </w:rPr>
+    </w:lvl>
+    <w:lvl w:ilvl="2" w:tplc="04090005" w:tentative="1">
+      <w:start w:val="1"/>
+      <w:numFmt w:val="bullet"/>
+      <w:lvlText w:val=""/>
+      <w:lvlJc w:val="left"/>
+      <w:pPr>
+        <w:ind w:left="1800" w:hanging="360"/>
+      </w:pPr>
+      <w:rPr>
+        <w:rFonts w:ascii="Wingdings" w:hAnsi="Wingdings" w:hint="default"/>
+      </w:rPr>
+    </w:lvl>
+    <w:lvl w:ilvl="3" w:tplc="04090001" w:tentative="1">
+      <w:start w:val="1"/>
+      <w:numFmt w:val="bullet"/>
+      <w:lvlText w:val=""/>
+      <w:lvlJc w:val="left"/>
+      <w:pPr>
+        <w:ind w:left="2520" w:hanging="360"/>
+      </w:pPr>
+      <w:rPr>
+        <w:rFonts w:ascii="Symbol" w:hAnsi="Symbol" w:hint="default"/>
+      </w:rPr>
+    </w:lvl>
+    <w:lvl w:ilvl="4" w:tplc="04090003" w:tentative="1">
+      <w:start w:val="1"/>
+      <w:numFmt w:val="bullet"/>
+      <w:lvlText w:val="o"/>
+      <w:lvlJc w:val="left"/>
+      <w:pPr>
+        <w:ind w:left="3240" w:hanging="360"/>
+      </w:pPr>
+      <w:rPr>
+        <w:rFonts w:ascii="Courier New" w:hAnsi="Courier New" w:cs="Courier New" w:hint="default"/>
+      </w:rPr>
+    </w:lvl>
+    <w:lvl w:ilvl="5" w:tplc="04090005" w:tentative="1">
+      <w:start w:val="1"/>
+      <w:numFmt w:val="bullet"/>
+      <w:lvlText w:val=""/>
+      <w:lvlJc w:val="left"/>
+      <w:pPr>
+        <w:ind w:left="3960" w:hanging="360"/>
+      </w:pPr>
+      <w:rPr>
+        <w:rFonts w:ascii="Wingdings" w:hAnsi="Wingdings" w:hint="default"/>
+      </w:rPr>
+    </w:lvl>
+    <w:lvl w:ilvl="6" w:tplc="04090001" w:tentative="1">
+      <w:start w:val="1"/>
+      <w:numFmt w:val="bullet"/>
+      <w:lvlText w:val=""/>
+      <w:lvlJc w:val="left"/>
+      <w:pPr>
+        <w:ind w:left="4680" w:hanging="360"/>
+      </w:pPr>
+      <w:rPr>
+        <w:rFonts w:ascii="Symbol" w:hAnsi="Symbol" w:hint="default"/>
+      </w:rPr>
+    </w:lvl>
+    <w:lvl w:ilvl="7" w:tplc="04090003" w:tentative="1">
+      <w:start w:val="1"/>
+      <w:numFmt w:val="bullet"/>
+      <w:lvlText w:val="o"/>
+      <w:lvlJc w:val="left"/>
+      <w:pPr>
+        <w:ind w:left="5400" w:hanging="360"/>
+      </w:pPr>
+      <w:rPr>
+        <w:rFonts w:ascii="Courier New" w:hAnsi="Courier New" w:cs="Courier New" w:hint="default"/>
+      </w:rPr>
+    </w:lvl>
+    <w:lvl w:ilvl="8" w:tplc="04090005" w:tentative="1">
+      <w:start w:val="1"/>
+      <w:numFmt w:val="bullet"/>
+      <w:lvlText w:val=""/>
+      <w:lvlJc w:val="left"/>
+      <w:pPr>
+        <w:ind w:left="6120" w:hanging="360"/>
+      </w:pPr>
+      <w:rPr>
+        <w:rFonts w:ascii="Wingdings" w:hAnsi="Wingdings" w:hint="default"/>
+      </w:rPr>
+    </w:lvl>
+  </w:abstractNum>
+  <w:abstractNum w:abstractNumId="23">
     <w:nsid w:val="6A50425C"/>
     <w:multiLevelType w:val="hybridMultilevel"/>
     <w:tmpl w:val="EE5281B0"/>
@@ -5260,7 +5806,7 @@
       </w:rPr>
     </w:lvl>
   </w:abstractNum>
-  <w:abstractNum w:abstractNumId="22">
+  <w:abstractNum w:abstractNumId="24">
     <w:nsid w:val="6BB300E2"/>
     <w:multiLevelType w:val="hybridMultilevel"/>
     <w:tmpl w:val="0C6AA49E"/>
@@ -5373,7 +5919,7 @@
       </w:rPr>
     </w:lvl>
   </w:abstractNum>
-  <w:abstractNum w:abstractNumId="23">
+  <w:abstractNum w:abstractNumId="25">
     <w:nsid w:val="70634E35"/>
     <w:multiLevelType w:val="hybridMultilevel"/>
     <w:tmpl w:val="032E34EA"/>
@@ -5486,7 +6032,7 @@
       </w:rPr>
     </w:lvl>
   </w:abstractNum>
-  <w:abstractNum w:abstractNumId="24">
+  <w:abstractNum w:abstractNumId="26">
     <w:nsid w:val="70B81DB1"/>
     <w:multiLevelType w:val="hybridMultilevel"/>
     <w:tmpl w:val="8F9E2988"/>
@@ -5599,7 +6145,7 @@
       </w:rPr>
     </w:lvl>
   </w:abstractNum>
-  <w:abstractNum w:abstractNumId="25">
+  <w:abstractNum w:abstractNumId="27">
     <w:nsid w:val="74675B2C"/>
     <w:multiLevelType w:val="hybridMultilevel"/>
     <w:tmpl w:val="CA4A17F6"/>
@@ -5712,7 +6258,7 @@
       </w:rPr>
     </w:lvl>
   </w:abstractNum>
-  <w:abstractNum w:abstractNumId="26">
+  <w:abstractNum w:abstractNumId="28">
     <w:nsid w:val="7A2F30BB"/>
     <w:multiLevelType w:val="hybridMultilevel"/>
     <w:tmpl w:val="733085D4"/>
@@ -5825,7 +6371,7 @@
       </w:rPr>
     </w:lvl>
   </w:abstractNum>
-  <w:abstractNum w:abstractNumId="27">
+  <w:abstractNum w:abstractNumId="29">
     <w:nsid w:val="7FE72477"/>
     <w:multiLevelType w:val="hybridMultilevel"/>
     <w:tmpl w:val="BDC6FB42"/>
@@ -5938,13 +6484,13 @@
     </w:lvl>
   </w:abstractNum>
   <w:num w:numId="1">
-    <w:abstractNumId w:val="14"/>
+    <w:abstractNumId w:val="15"/>
   </w:num>
   <w:num w:numId="2">
-    <w:abstractNumId w:val="27"/>
+    <w:abstractNumId w:val="29"/>
   </w:num>
   <w:num w:numId="3">
-    <w:abstractNumId w:val="18"/>
+    <w:abstractNumId w:val="19"/>
   </w:num>
   <w:num w:numId="4">
     <w:abstractNumId w:val="0"/>
@@ -5953,28 +6499,28 @@
     <w:abstractNumId w:val="9"/>
   </w:num>
   <w:num w:numId="6">
-    <w:abstractNumId w:val="19"/>
+    <w:abstractNumId w:val="20"/>
   </w:num>
   <w:num w:numId="7">
     <w:abstractNumId w:val="2"/>
   </w:num>
   <w:num w:numId="8">
-    <w:abstractNumId w:val="22"/>
+    <w:abstractNumId w:val="24"/>
   </w:num>
   <w:num w:numId="9">
-    <w:abstractNumId w:val="21"/>
+    <w:abstractNumId w:val="23"/>
   </w:num>
   <w:num w:numId="10">
-    <w:abstractNumId w:val="23"/>
+    <w:abstractNumId w:val="25"/>
   </w:num>
   <w:num w:numId="11">
-    <w:abstractNumId w:val="25"/>
+    <w:abstractNumId w:val="27"/>
   </w:num>
   <w:num w:numId="12">
-    <w:abstractNumId w:val="26"/>
+    <w:abstractNumId w:val="28"/>
   </w:num>
   <w:num w:numId="13">
-    <w:abstractNumId w:val="16"/>
+    <w:abstractNumId w:val="17"/>
   </w:num>
   <w:num w:numId="14">
     <w:abstractNumId w:val="12"/>
@@ -5986,10 +6532,10 @@
     <w:abstractNumId w:val="11"/>
   </w:num>
   <w:num w:numId="17">
-    <w:abstractNumId w:val="20"/>
+    <w:abstractNumId w:val="21"/>
   </w:num>
   <w:num w:numId="18">
-    <w:abstractNumId w:val="24"/>
+    <w:abstractNumId w:val="26"/>
   </w:num>
   <w:num w:numId="19">
     <w:abstractNumId w:val="6"/>
@@ -5998,13 +6544,13 @@
     <w:abstractNumId w:val="13"/>
   </w:num>
   <w:num w:numId="21">
-    <w:abstractNumId w:val="15"/>
+    <w:abstractNumId w:val="16"/>
   </w:num>
   <w:num w:numId="22">
     <w:abstractNumId w:val="4"/>
   </w:num>
   <w:num w:numId="23">
-    <w:abstractNumId w:val="17"/>
+    <w:abstractNumId w:val="18"/>
   </w:num>
   <w:num w:numId="24">
     <w:abstractNumId w:val="5"/>
@@ -6020,6 +6566,12 @@
   </w:num>
   <w:num w:numId="28">
     <w:abstractNumId w:val="10"/>
+  </w:num>
+  <w:num w:numId="29">
+    <w:abstractNumId w:val="22"/>
+  </w:num>
+  <w:num w:numId="30">
+    <w:abstractNumId w:val="14"/>
   </w:num>
 </w:numbering>
 </file>

--- a/Rodrigo/Vue PHP/Rodrigo Fernandez.docx
+++ b/Rodrigo/Vue PHP/Rodrigo Fernandez.docx
@@ -96,7 +96,61 @@
           <w:bCs/>
           <w:szCs w:val="24"/>
         </w:rPr>
-        <w:t>.js / Node.js Full Stack Engineer</w:t>
+        <w:t xml:space="preserve">.js / </w:t>
+      </w:r>
+      <w:r>
+        <w:rPr>
+          <w:b/>
+          <w:bCs/>
+          <w:szCs w:val="24"/>
+        </w:rPr>
+        <w:t>PHP (</w:t>
+      </w:r>
+      <w:proofErr w:type="spellStart"/>
+      <w:r>
+        <w:rPr>
+          <w:b/>
+          <w:bCs/>
+          <w:szCs w:val="24"/>
+        </w:rPr>
+        <w:t>Laravel</w:t>
+      </w:r>
+      <w:proofErr w:type="spellEnd"/>
+      <w:r>
+        <w:rPr>
+          <w:b/>
+          <w:bCs/>
+          <w:szCs w:val="24"/>
+        </w:rPr>
+        <w:t>/</w:t>
+      </w:r>
+      <w:proofErr w:type="spellStart"/>
+      <w:r>
+        <w:rPr>
+          <w:b/>
+          <w:bCs/>
+          <w:szCs w:val="24"/>
+        </w:rPr>
+        <w:t>Symfony</w:t>
+      </w:r>
+      <w:bookmarkStart w:id="0" w:name="_GoBack"/>
+      <w:bookmarkEnd w:id="0"/>
+      <w:proofErr w:type="spellEnd"/>
+      <w:r>
+        <w:rPr>
+          <w:b/>
+          <w:bCs/>
+          <w:szCs w:val="24"/>
+        </w:rPr>
+        <w:t>)</w:t>
+      </w:r>
+      <w:r>
+        <w:rPr>
+          <w:b/>
+          <w:bCs/>
+          <w:szCs w:val="24"/>
+        </w:rPr>
+        <w:t xml:space="preserve"> Full Stack Engineer</w:t>
       </w:r>
       <w:r>
         <w:rPr>
@@ -1261,15 +1315,7 @@
         <w:rPr>
           <w:szCs w:val="24"/>
         </w:rPr>
-        <w:t>, Docker, and enviro</w:t>
-      </w:r>
-      <w:bookmarkStart w:id="0" w:name="_GoBack"/>
-      <w:bookmarkEnd w:id="0"/>
-      <w:r>
-        <w:rPr>
-          <w:szCs w:val="24"/>
-        </w:rPr>
-        <w:t xml:space="preserve">nment-based configuration to reduce manual release steps and lower release failure risk by </w:t>
+        <w:t xml:space="preserve">, Docker, and environment-based configuration to reduce manual release steps and lower release failure risk by </w:t>
       </w:r>
       <w:r>
         <w:rPr>

--- a/Rodrigo/Vue PHP/Rodrigo Fernandez.docx
+++ b/Rodrigo/Vue PHP/Rodrigo Fernandez.docx
@@ -133,61 +133,61 @@
         </w:rPr>
         <w:t>Symfony</w:t>
       </w:r>
+      <w:proofErr w:type="spellEnd"/>
+      <w:r>
+        <w:rPr>
+          <w:b/>
+          <w:bCs/>
+          <w:szCs w:val="24"/>
+        </w:rPr>
+        <w:t>)</w:t>
+      </w:r>
+      <w:r>
+        <w:rPr>
+          <w:b/>
+          <w:bCs/>
+          <w:szCs w:val="24"/>
+        </w:rPr>
+        <w:t xml:space="preserve"> Full Stack Engineer</w:t>
+      </w:r>
+      <w:r>
+        <w:rPr>
+          <w:szCs w:val="24"/>
+        </w:rPr>
+        <w:br/>
+        <w:t xml:space="preserve">Katy, Texas </w:t>
+      </w:r>
+      <w:r>
+        <w:rPr>
+          <w:szCs w:val="24"/>
+        </w:rPr>
+        <w:t xml:space="preserve">| </w:t>
+      </w:r>
+      <w:r>
+        <w:rPr>
+          <w:szCs w:val="24"/>
+        </w:rPr>
+        <w:t>+1 (407) 801-1287</w:t>
+      </w:r>
+      <w:r>
+        <w:rPr>
+          <w:szCs w:val="24"/>
+        </w:rPr>
+        <w:t xml:space="preserve"> | </w:t>
+      </w:r>
+      <w:r>
+        <w:rPr>
+          <w:szCs w:val="24"/>
+        </w:rPr>
+        <w:t>https://www.linkedin.com/in/rodrigo-bermejo-fern%C3%A1ndez-9a5a0664/</w:t>
+      </w:r>
       <w:bookmarkStart w:id="0" w:name="_GoBack"/>
       <w:bookmarkEnd w:id="0"/>
-      <w:proofErr w:type="spellEnd"/>
-      <w:r>
-        <w:rPr>
-          <w:b/>
-          <w:bCs/>
-          <w:szCs w:val="24"/>
-        </w:rPr>
-        <w:t>)</w:t>
-      </w:r>
-      <w:r>
-        <w:rPr>
-          <w:b/>
-          <w:bCs/>
-          <w:szCs w:val="24"/>
-        </w:rPr>
-        <w:t xml:space="preserve"> Full Stack Engineer</w:t>
-      </w:r>
-      <w:r>
-        <w:rPr>
-          <w:szCs w:val="24"/>
-        </w:rPr>
-        <w:br/>
-        <w:t xml:space="preserve">Katy, Texas </w:t>
-      </w:r>
       <w:r>
         <w:rPr>
           <w:szCs w:val="24"/>
         </w:rPr>
         <w:t xml:space="preserve">| </w:t>
-      </w:r>
-      <w:r>
-        <w:rPr>
-          <w:szCs w:val="24"/>
-        </w:rPr>
-        <w:t>+1 (407) 801-1287</w:t>
-      </w:r>
-      <w:r>
-        <w:rPr>
-          <w:szCs w:val="24"/>
-        </w:rPr>
-        <w:t xml:space="preserve"> | </w:t>
-      </w:r>
-      <w:r>
-        <w:rPr>
-          <w:szCs w:val="24"/>
-        </w:rPr>
-        <w:t>www.linkedin.com/in/rodrigobermejo-fernández-9a5a0664</w:t>
-      </w:r>
-      <w:r>
-        <w:rPr>
-          <w:szCs w:val="24"/>
-        </w:rPr>
-        <w:t xml:space="preserve"> | </w:t>
       </w:r>
       <w:r>
         <w:rPr>

--- a/Rodrigo/Vue PHP/Rodrigo Fernandez.docx
+++ b/Rodrigo/Vue PHP/Rodrigo Fernandez.docx
@@ -155,46 +155,15 @@
           <w:szCs w:val="24"/>
         </w:rPr>
         <w:br/>
-        <w:t xml:space="preserve">Katy, Texas </w:t>
-      </w:r>
-      <w:r>
-        <w:rPr>
-          <w:szCs w:val="24"/>
-        </w:rPr>
-        <w:t xml:space="preserve">| </w:t>
-      </w:r>
-      <w:r>
-        <w:rPr>
-          <w:szCs w:val="24"/>
-        </w:rPr>
-        <w:t>+1 (407) 801-1287</w:t>
-      </w:r>
-      <w:r>
-        <w:rPr>
-          <w:szCs w:val="24"/>
-        </w:rPr>
-        <w:t xml:space="preserve"> | </w:t>
-      </w:r>
-      <w:r>
-        <w:rPr>
-          <w:szCs w:val="24"/>
-        </w:rPr>
-        <w:t>https://www.linkedin.com/in/rodrigo-bermejo-fern%C3%A1ndez-9a5a0664/</w:t>
+      </w:r>
+      <w:r>
+        <w:rPr>
+          <w:szCs w:val="24"/>
+        </w:rPr>
+        <w:t>Katy, Texas | +1 (430) 279-2231| https://www.linkedin.com/in/rodrigo-bermejo-fern%C3%A1ndez-9a5a0664/| rodrigobfdev@gmail.com</w:t>
       </w:r>
       <w:bookmarkStart w:id="0" w:name="_GoBack"/>
       <w:bookmarkEnd w:id="0"/>
-      <w:r>
-        <w:rPr>
-          <w:szCs w:val="24"/>
-        </w:rPr>
-        <w:t xml:space="preserve">| </w:t>
-      </w:r>
-      <w:r>
-        <w:rPr>
-          <w:szCs w:val="24"/>
-        </w:rPr>
-        <w:t>rodrigobfdev@gmail.com</w:t>
-      </w:r>
     </w:p>
     <w:p>
       <w:pPr>
